--- a/Pelayo_Palacio_Suarez_Proyecto_DAM.docx
+++ b/Pelayo_Palacio_Suarez_Proyecto_DAM.docx
@@ -4317,7 +4317,25 @@
           <w:sz w:val="24"/>
           <w:szCs w:val="24"/>
         </w:rPr>
-        <w:t>la función de hostear de forma local un bot de Discord dando uso a dispositivos viejos o en desuso.</w:t>
+        <w:t xml:space="preserve">la función de hostear de forma local un </w:t>
+      </w:r>
+      <w:proofErr w:type="spellStart"/>
+      <w:r>
+        <w:rPr>
+          <w:rFonts w:ascii="Times New Roman" w:hAnsi="Times New Roman" w:cs="Times New Roman"/>
+          <w:sz w:val="24"/>
+          <w:szCs w:val="24"/>
+        </w:rPr>
+        <w:t>bot</w:t>
+      </w:r>
+      <w:proofErr w:type="spellEnd"/>
+      <w:r>
+        <w:rPr>
+          <w:rFonts w:ascii="Times New Roman" w:hAnsi="Times New Roman" w:cs="Times New Roman"/>
+          <w:sz w:val="24"/>
+          <w:szCs w:val="24"/>
+        </w:rPr>
+        <w:t xml:space="preserve"> de Discord dando uso a dispositivos viejos o en desuso.</w:t>
       </w:r>
     </w:p>
     <w:p>
@@ -4941,7 +4959,43 @@
           <w:sz w:val="24"/>
           <w:szCs w:val="24"/>
         </w:rPr>
-        <w:t>Configuración del bot al igual que la de escritorio pero con menos acceso a datos.</w:t>
+        <w:t xml:space="preserve">Configuración del </w:t>
+      </w:r>
+      <w:proofErr w:type="spellStart"/>
+      <w:r>
+        <w:rPr>
+          <w:rFonts w:ascii="Times New Roman" w:hAnsi="Times New Roman" w:cs="Times New Roman"/>
+          <w:sz w:val="24"/>
+          <w:szCs w:val="24"/>
+        </w:rPr>
+        <w:t>bot</w:t>
+      </w:r>
+      <w:proofErr w:type="spellEnd"/>
+      <w:r>
+        <w:rPr>
+          <w:rFonts w:ascii="Times New Roman" w:hAnsi="Times New Roman" w:cs="Times New Roman"/>
+          <w:sz w:val="24"/>
+          <w:szCs w:val="24"/>
+        </w:rPr>
+        <w:t xml:space="preserve"> al igual que la de </w:t>
+      </w:r>
+      <w:proofErr w:type="gramStart"/>
+      <w:r>
+        <w:rPr>
+          <w:rFonts w:ascii="Times New Roman" w:hAnsi="Times New Roman" w:cs="Times New Roman"/>
+          <w:sz w:val="24"/>
+          <w:szCs w:val="24"/>
+        </w:rPr>
+        <w:t>escritorio</w:t>
+      </w:r>
+      <w:proofErr w:type="gramEnd"/>
+      <w:r>
+        <w:rPr>
+          <w:rFonts w:ascii="Times New Roman" w:hAnsi="Times New Roman" w:cs="Times New Roman"/>
+          <w:sz w:val="24"/>
+          <w:szCs w:val="24"/>
+        </w:rPr>
+        <w:t xml:space="preserve"> pero con menos acceso a datos.</w:t>
       </w:r>
     </w:p>
     <w:p>
@@ -6429,7 +6483,25 @@
           <w:szCs w:val="24"/>
         </w:rPr>
         <w:lastRenderedPageBreak/>
-        <w:t>Un caso de estudio señala que la automatización de respuestas y la integración con otras plataformas como Trello o Slack mejoran significativamente la productividad en entornos de trabajo colaborativo (Miller &amp; Thompson, 2020). Además, el uso de inteligencia artificial en los bots permite ofrecer soporte técnico automatizado, reduciendo la carga de trabajo en departamentos de atención al cliente y optimizando la experiencia de usuario.</w:t>
+        <w:t xml:space="preserve">Un caso de estudio señala que la automatización de respuestas y la integración con otras plataformas como Trello o </w:t>
+      </w:r>
+      <w:proofErr w:type="spellStart"/>
+      <w:r>
+        <w:rPr>
+          <w:rFonts w:ascii="Times New Roman" w:hAnsi="Times New Roman" w:cs="Times New Roman"/>
+          <w:sz w:val="24"/>
+          <w:szCs w:val="24"/>
+        </w:rPr>
+        <w:t>Slack</w:t>
+      </w:r>
+      <w:proofErr w:type="spellEnd"/>
+      <w:r>
+        <w:rPr>
+          <w:rFonts w:ascii="Times New Roman" w:hAnsi="Times New Roman" w:cs="Times New Roman"/>
+          <w:sz w:val="24"/>
+          <w:szCs w:val="24"/>
+        </w:rPr>
+        <w:t xml:space="preserve"> mejoran significativamente la productividad en entornos de trabajo colaborativo (Miller &amp; Thompson, 2020). Además, el uso de inteligencia artificial en los bots permite ofrecer soporte técnico automatizado, reduciendo la carga de trabajo en departamentos de atención al cliente y optimizando la experiencia de usuario.</w:t>
       </w:r>
     </w:p>
     <w:p>
@@ -6576,8 +6648,20 @@
           <w:sz w:val="24"/>
           <w:szCs w:val="24"/>
         </w:rPr>
-        <w:t>Interactividad y engagement</w:t>
-      </w:r>
+        <w:t xml:space="preserve">Interactividad y </w:t>
+      </w:r>
+      <w:proofErr w:type="spellStart"/>
+      <w:r>
+        <w:rPr>
+          <w:rFonts w:ascii="Times New Roman" w:hAnsi="Times New Roman" w:cs="Times New Roman"/>
+          <w:b/>
+          <w:bCs/>
+          <w:sz w:val="24"/>
+          <w:szCs w:val="24"/>
+        </w:rPr>
+        <w:t>engagement</w:t>
+      </w:r>
+      <w:proofErr w:type="spellEnd"/>
       <w:r>
         <w:rPr>
           <w:rFonts w:ascii="Times New Roman" w:hAnsi="Times New Roman" w:cs="Times New Roman"/>
@@ -6893,15 +6977,9 @@
           <w:iCs/>
           <w:lang w:val="en-US"/>
         </w:rPr>
-        <w:t>A Comprehensive Review on Bot Discord Bots for Interactive Learning</w:t>
-      </w:r>
-      <w:r>
-        <w:rPr>
-          <w:rFonts w:ascii="Times New Roman" w:hAnsi="Times New Roman" w:cs="Times New Roman"/>
-          <w:lang w:val="en-US"/>
-        </w:rPr>
-        <w:t xml:space="preserve">. En </w:t>
-      </w:r>
+        <w:t xml:space="preserve">A Comprehensive Review </w:t>
+      </w:r>
+      <w:proofErr w:type="gramStart"/>
       <w:r>
         <w:rPr>
           <w:rFonts w:ascii="Times New Roman" w:hAnsi="Times New Roman" w:cs="Times New Roman"/>
@@ -6909,87 +6987,9 @@
           <w:iCs/>
           <w:lang w:val="en-US"/>
         </w:rPr>
-        <w:t>International Conference on Computer Science and Engineering</w:t>
-      </w:r>
-      <w:r>
-        <w:rPr>
-          <w:rFonts w:ascii="Times New Roman" w:hAnsi="Times New Roman" w:cs="Times New Roman"/>
-          <w:lang w:val="en-US"/>
-        </w:rPr>
-        <w:t>. https://d1wqtxts1xzle7.cloudfront.net/89967831/CSEIT2172100-libre.pdf</w:t>
-      </w:r>
-    </w:p>
-    <w:p>
-      <w:pPr>
-        <w:pStyle w:val="Prrafodelista"/>
-        <w:numPr>
-          <w:ilvl w:val="2"/>
-          <w:numId w:val="1"/>
-        </w:numPr>
-        <w:spacing w:line="360" w:lineRule="auto"/>
-        <w:jc w:val="both"/>
-        <w:outlineLvl w:val="1"/>
-        <w:rPr>
-          <w:rFonts w:ascii="Times New Roman" w:hAnsi="Times New Roman" w:cs="Times New Roman"/>
-        </w:rPr>
-      </w:pPr>
-      <w:r>
-        <w:rPr>
-          <w:rFonts w:ascii="Times New Roman" w:hAnsi="Times New Roman" w:cs="Times New Roman"/>
-        </w:rPr>
-        <w:t xml:space="preserve">López, M., Rodríguez, D., &amp; Torres, L. (2021). </w:t>
-      </w:r>
-      <w:r>
-        <w:rPr>
-          <w:rFonts w:ascii="Times New Roman" w:hAnsi="Times New Roman" w:cs="Times New Roman"/>
-          <w:i/>
-          <w:iCs/>
-        </w:rPr>
-        <w:t>Aplicaciones de bots en entornos digitales</w:t>
-      </w:r>
-      <w:r>
-        <w:rPr>
-          <w:rFonts w:ascii="Times New Roman" w:hAnsi="Times New Roman" w:cs="Times New Roman"/>
-        </w:rPr>
-        <w:t xml:space="preserve">. En </w:t>
-      </w:r>
-      <w:r>
-        <w:rPr>
-          <w:rFonts w:ascii="Times New Roman" w:hAnsi="Times New Roman" w:cs="Times New Roman"/>
-          <w:i/>
-          <w:iCs/>
-        </w:rPr>
-        <w:t>LACCEI 2021 Virtual Edition</w:t>
-      </w:r>
-      <w:r>
-        <w:rPr>
-          <w:rFonts w:ascii="Times New Roman" w:hAnsi="Times New Roman" w:cs="Times New Roman"/>
-        </w:rPr>
-        <w:t>. https://laccei.org/LACCEI2021-VirtualEdition/full_papers/FP9.pdf</w:t>
-      </w:r>
-    </w:p>
-    <w:p>
-      <w:pPr>
-        <w:pStyle w:val="Prrafodelista"/>
-        <w:numPr>
-          <w:ilvl w:val="2"/>
-          <w:numId w:val="1"/>
-        </w:numPr>
-        <w:spacing w:line="360" w:lineRule="auto"/>
-        <w:jc w:val="both"/>
-        <w:outlineLvl w:val="1"/>
-        <w:rPr>
-          <w:rFonts w:ascii="Times New Roman" w:hAnsi="Times New Roman" w:cs="Times New Roman"/>
-          <w:lang w:val="en-US"/>
-        </w:rPr>
-      </w:pPr>
-      <w:r>
-        <w:rPr>
-          <w:rFonts w:ascii="Times New Roman" w:hAnsi="Times New Roman" w:cs="Times New Roman"/>
-          <w:lang w:val="en-US"/>
-        </w:rPr>
-        <w:t xml:space="preserve">Miller, C., &amp; Thompson, B. (2020). </w:t>
-      </w:r>
+        <w:t>on</w:t>
+      </w:r>
+      <w:proofErr w:type="gramEnd"/>
       <w:r>
         <w:rPr>
           <w:rFonts w:ascii="Times New Roman" w:hAnsi="Times New Roman" w:cs="Times New Roman"/>
@@ -6997,7 +6997,7 @@
           <w:iCs/>
           <w:lang w:val="en-US"/>
         </w:rPr>
-        <w:t>Automated task management and collaboration through Discord bots</w:t>
+        <w:t xml:space="preserve"> Bot Discord Bots for Interactive Learning</w:t>
       </w:r>
       <w:r>
         <w:rPr>
@@ -7013,14 +7013,14 @@
           <w:iCs/>
           <w:lang w:val="en-US"/>
         </w:rPr>
-        <w:t>Proceedings of the ACM Conference on Human Factors in Computing Systems</w:t>
+        <w:t>International Conference on Computer Science and Engineering</w:t>
       </w:r>
       <w:r>
         <w:rPr>
           <w:rFonts w:ascii="Times New Roman" w:hAnsi="Times New Roman" w:cs="Times New Roman"/>
           <w:lang w:val="en-US"/>
         </w:rPr>
-        <w:t>. https://dl.acm.org/doi/abs/10.1145/3334480.3382960</w:t>
+        <w:t>. https://d1wqtxts1xzle7.cloudfront.net/89967831/CSEIT2172100-libre.pdf</w:t>
       </w:r>
     </w:p>
     <w:p>
@@ -7035,16 +7035,13 @@
         <w:outlineLvl w:val="1"/>
         <w:rPr>
           <w:rFonts w:ascii="Times New Roman" w:hAnsi="Times New Roman" w:cs="Times New Roman"/>
-          <w:sz w:val="24"/>
-          <w:szCs w:val="24"/>
-          <w:lang w:val="en-US"/>
-        </w:rPr>
-      </w:pPr>
-      <w:r>
-        <w:rPr>
-          <w:rFonts w:ascii="Times New Roman" w:hAnsi="Times New Roman" w:cs="Times New Roman"/>
-        </w:rPr>
-        <w:t xml:space="preserve">Smith, J., &amp; Johnson, K. (2022). </w:t>
+        </w:rPr>
+      </w:pPr>
+      <w:r>
+        <w:rPr>
+          <w:rFonts w:ascii="Times New Roman" w:hAnsi="Times New Roman" w:cs="Times New Roman"/>
+        </w:rPr>
+        <w:t xml:space="preserve">López, M., Rodríguez, D., &amp; Torres, L. (2021). </w:t>
       </w:r>
       <w:r>
         <w:rPr>
@@ -7052,20 +7049,60 @@
           <w:i/>
           <w:iCs/>
         </w:rPr>
-        <w:t>Uso de Discord en la educación y sus beneficios</w:t>
-      </w:r>
-      <w:r>
-        <w:rPr>
-          <w:rFonts w:ascii="Times New Roman" w:hAnsi="Times New Roman" w:cs="Times New Roman"/>
-        </w:rPr>
-        <w:t xml:space="preserve">. </w:t>
-      </w:r>
-      <w:r>
+        <w:t>Aplicaciones de bots en entornos digitales</w:t>
+      </w:r>
+      <w:r>
+        <w:rPr>
+          <w:rFonts w:ascii="Times New Roman" w:hAnsi="Times New Roman" w:cs="Times New Roman"/>
+        </w:rPr>
+        <w:t xml:space="preserve">. En </w:t>
+      </w:r>
+      <w:r>
+        <w:rPr>
+          <w:rFonts w:ascii="Times New Roman" w:hAnsi="Times New Roman" w:cs="Times New Roman"/>
+          <w:i/>
+          <w:iCs/>
+        </w:rPr>
+        <w:t xml:space="preserve">LACCEI 2021 Virtual </w:t>
+      </w:r>
+      <w:proofErr w:type="spellStart"/>
+      <w:r>
+        <w:rPr>
+          <w:rFonts w:ascii="Times New Roman" w:hAnsi="Times New Roman" w:cs="Times New Roman"/>
+          <w:i/>
+          <w:iCs/>
+        </w:rPr>
+        <w:t>Edition</w:t>
+      </w:r>
+      <w:proofErr w:type="spellEnd"/>
+      <w:r>
+        <w:rPr>
+          <w:rFonts w:ascii="Times New Roman" w:hAnsi="Times New Roman" w:cs="Times New Roman"/>
+        </w:rPr>
+        <w:t>. https://laccei.org/LACCEI2021-VirtualEdition/full_papers/FP9.pdf</w:t>
+      </w:r>
+    </w:p>
+    <w:p>
+      <w:pPr>
+        <w:pStyle w:val="Prrafodelista"/>
+        <w:numPr>
+          <w:ilvl w:val="2"/>
+          <w:numId w:val="1"/>
+        </w:numPr>
+        <w:spacing w:line="360" w:lineRule="auto"/>
+        <w:jc w:val="both"/>
+        <w:outlineLvl w:val="1"/>
         <w:rPr>
           <w:rFonts w:ascii="Times New Roman" w:hAnsi="Times New Roman" w:cs="Times New Roman"/>
           <w:lang w:val="en-US"/>
         </w:rPr>
-        <w:t xml:space="preserve">En </w:t>
+      </w:pPr>
+      <w:r>
+        <w:rPr>
+          <w:rFonts w:ascii="Times New Roman" w:hAnsi="Times New Roman" w:cs="Times New Roman"/>
+          <w:lang w:val="en-US"/>
+        </w:rPr>
+        <w:t xml:space="preserve">Miller, C., &amp; Thompson, B. (2020). </w:t>
       </w:r>
       <w:r>
         <w:rPr>
@@ -7074,14 +7111,124 @@
           <w:iCs/>
           <w:lang w:val="en-US"/>
         </w:rPr>
-        <w:t>Proceedings of the LearnTechLib Conference</w:t>
+        <w:t>Automated task management and collaboration through Discord bots</w:t>
       </w:r>
       <w:r>
         <w:rPr>
           <w:rFonts w:ascii="Times New Roman" w:hAnsi="Times New Roman" w:cs="Times New Roman"/>
           <w:lang w:val="en-US"/>
         </w:rPr>
+        <w:t xml:space="preserve">. En </w:t>
+      </w:r>
+      <w:r>
+        <w:rPr>
+          <w:rFonts w:ascii="Times New Roman" w:hAnsi="Times New Roman" w:cs="Times New Roman"/>
+          <w:i/>
+          <w:iCs/>
+          <w:lang w:val="en-US"/>
+        </w:rPr>
+        <w:t>Proceedings of the ACM Conference on Human Factors in Computing Systems</w:t>
+      </w:r>
+      <w:r>
+        <w:rPr>
+          <w:rFonts w:ascii="Times New Roman" w:hAnsi="Times New Roman" w:cs="Times New Roman"/>
+          <w:lang w:val="en-US"/>
+        </w:rPr>
+        <w:t>. https://dl.acm.org/doi/abs/10.1145/3334480.3382960</w:t>
+      </w:r>
+    </w:p>
+    <w:p>
+      <w:pPr>
+        <w:pStyle w:val="Prrafodelista"/>
+        <w:numPr>
+          <w:ilvl w:val="2"/>
+          <w:numId w:val="1"/>
+        </w:numPr>
+        <w:spacing w:line="360" w:lineRule="auto"/>
+        <w:jc w:val="both"/>
+        <w:outlineLvl w:val="1"/>
+        <w:rPr>
+          <w:rFonts w:ascii="Times New Roman" w:hAnsi="Times New Roman" w:cs="Times New Roman"/>
+          <w:lang w:val="en-US"/>
+        </w:rPr>
+      </w:pPr>
+      <w:r>
+        <w:rPr>
+          <w:rFonts w:ascii="Times New Roman" w:hAnsi="Times New Roman" w:cs="Times New Roman"/>
+        </w:rPr>
+        <w:t xml:space="preserve">Smith, J., &amp; Johnson, K. (2022). </w:t>
+      </w:r>
+      <w:r>
+        <w:rPr>
+          <w:rFonts w:ascii="Times New Roman" w:hAnsi="Times New Roman" w:cs="Times New Roman"/>
+          <w:i/>
+          <w:iCs/>
+        </w:rPr>
+        <w:t>Uso de Discord en la educación y sus beneficios</w:t>
+      </w:r>
+      <w:r>
+        <w:rPr>
+          <w:rFonts w:ascii="Times New Roman" w:hAnsi="Times New Roman" w:cs="Times New Roman"/>
+        </w:rPr>
+        <w:t xml:space="preserve">. </w:t>
+      </w:r>
+      <w:r>
+        <w:rPr>
+          <w:rFonts w:ascii="Times New Roman" w:hAnsi="Times New Roman" w:cs="Times New Roman"/>
+          <w:lang w:val="en-US"/>
+        </w:rPr>
+        <w:t xml:space="preserve">En </w:t>
+      </w:r>
+      <w:r>
+        <w:rPr>
+          <w:rFonts w:ascii="Times New Roman" w:hAnsi="Times New Roman" w:cs="Times New Roman"/>
+          <w:i/>
+          <w:iCs/>
+          <w:lang w:val="en-US"/>
+        </w:rPr>
+        <w:t xml:space="preserve">Proceedings of the </w:t>
+      </w:r>
+      <w:proofErr w:type="spellStart"/>
+      <w:r>
+        <w:rPr>
+          <w:rFonts w:ascii="Times New Roman" w:hAnsi="Times New Roman" w:cs="Times New Roman"/>
+          <w:i/>
+          <w:iCs/>
+          <w:lang w:val="en-US"/>
+        </w:rPr>
+        <w:t>LearnTechLib</w:t>
+      </w:r>
+      <w:proofErr w:type="spellEnd"/>
+      <w:r>
+        <w:rPr>
+          <w:rFonts w:ascii="Times New Roman" w:hAnsi="Times New Roman" w:cs="Times New Roman"/>
+          <w:i/>
+          <w:iCs/>
+          <w:lang w:val="en-US"/>
+        </w:rPr>
+        <w:t xml:space="preserve"> Conference</w:t>
+      </w:r>
+      <w:r>
+        <w:rPr>
+          <w:rFonts w:ascii="Times New Roman" w:hAnsi="Times New Roman" w:cs="Times New Roman"/>
+          <w:lang w:val="en-US"/>
+        </w:rPr>
         <w:t>. https://www.learntechlib.org/p/220539/</w:t>
+      </w:r>
+    </w:p>
+    <w:p>
+      <w:pPr>
+        <w:rPr>
+          <w:rFonts w:ascii="Times New Roman" w:hAnsi="Times New Roman" w:cs="Times New Roman"/>
+          <w:lang w:val="en-US"/>
+        </w:rPr>
+      </w:pPr>
+      <w:r>
+        <w:rPr>
+          <w:rFonts w:ascii="Times New Roman" w:hAnsi="Times New Roman" w:cs="Times New Roman"/>
+          <w:lang w:val="en-US"/>
+        </w:rPr>
+        <w:br w:type="page"/>
       </w:r>
     </w:p>
     <w:p>
@@ -7107,25 +7254,478 @@
           <w:sz w:val="24"/>
           <w:szCs w:val="24"/>
         </w:rPr>
+        <w:lastRenderedPageBreak/>
         <w:t>Temporalidad</w:t>
       </w:r>
       <w:bookmarkEnd w:id="8"/>
     </w:p>
     <w:p>
       <w:pPr>
-        <w:rPr>
-          <w:rFonts w:ascii="Times New Roman" w:hAnsi="Times New Roman" w:cs="Times New Roman"/>
-          <w:sz w:val="24"/>
-          <w:szCs w:val="24"/>
-        </w:rPr>
-      </w:pPr>
-      <w:r>
-        <w:rPr>
-          <w:rFonts w:ascii="Times New Roman" w:hAnsi="Times New Roman" w:cs="Times New Roman"/>
-          <w:sz w:val="24"/>
-          <w:szCs w:val="24"/>
-        </w:rPr>
-        <w:br w:type="page"/>
+        <w:pStyle w:val="Prrafodelista"/>
+        <w:numPr>
+          <w:ilvl w:val="1"/>
+          <w:numId w:val="1"/>
+        </w:numPr>
+        <w:spacing w:line="360" w:lineRule="auto"/>
+        <w:jc w:val="both"/>
+        <w:outlineLvl w:val="1"/>
+        <w:rPr>
+          <w:rFonts w:ascii="Times New Roman" w:hAnsi="Times New Roman" w:cs="Times New Roman"/>
+          <w:sz w:val="24"/>
+          <w:szCs w:val="24"/>
+        </w:rPr>
+      </w:pPr>
+      <w:r>
+        <w:rPr>
+          <w:rFonts w:ascii="Times New Roman" w:hAnsi="Times New Roman" w:cs="Times New Roman"/>
+          <w:sz w:val="24"/>
+          <w:szCs w:val="24"/>
+        </w:rPr>
+        <w:t>Planteamiento de ideas iniciales: Septiembre</w:t>
+      </w:r>
+    </w:p>
+    <w:p>
+      <w:pPr>
+        <w:pStyle w:val="Prrafodelista"/>
+        <w:numPr>
+          <w:ilvl w:val="1"/>
+          <w:numId w:val="1"/>
+        </w:numPr>
+        <w:spacing w:line="360" w:lineRule="auto"/>
+        <w:jc w:val="both"/>
+        <w:outlineLvl w:val="1"/>
+        <w:rPr>
+          <w:rFonts w:ascii="Times New Roman" w:hAnsi="Times New Roman" w:cs="Times New Roman"/>
+          <w:sz w:val="24"/>
+          <w:szCs w:val="24"/>
+        </w:rPr>
+      </w:pPr>
+      <w:r>
+        <w:rPr>
+          <w:rFonts w:ascii="Times New Roman" w:hAnsi="Times New Roman" w:cs="Times New Roman"/>
+          <w:sz w:val="24"/>
+          <w:szCs w:val="24"/>
+        </w:rPr>
+        <w:t>Inicio de la documentación: Septiembre-</w:t>
+      </w:r>
+      <w:proofErr w:type="gramStart"/>
+      <w:r>
+        <w:rPr>
+          <w:rFonts w:ascii="Times New Roman" w:hAnsi="Times New Roman" w:cs="Times New Roman"/>
+          <w:sz w:val="24"/>
+          <w:szCs w:val="24"/>
+        </w:rPr>
+        <w:t>Octubre</w:t>
+      </w:r>
+      <w:proofErr w:type="gramEnd"/>
+    </w:p>
+    <w:p>
+      <w:pPr>
+        <w:pStyle w:val="Prrafodelista"/>
+        <w:numPr>
+          <w:ilvl w:val="1"/>
+          <w:numId w:val="1"/>
+        </w:numPr>
+        <w:spacing w:line="360" w:lineRule="auto"/>
+        <w:jc w:val="both"/>
+        <w:outlineLvl w:val="1"/>
+        <w:rPr>
+          <w:rFonts w:ascii="Times New Roman" w:hAnsi="Times New Roman" w:cs="Times New Roman"/>
+          <w:sz w:val="24"/>
+          <w:szCs w:val="24"/>
+        </w:rPr>
+      </w:pPr>
+      <w:r>
+        <w:rPr>
+          <w:rFonts w:ascii="Times New Roman" w:hAnsi="Times New Roman" w:cs="Times New Roman"/>
+          <w:sz w:val="24"/>
+          <w:szCs w:val="24"/>
+        </w:rPr>
+        <w:t>Desarrollo de la lógica de la aplicación</w:t>
+      </w:r>
+    </w:p>
+    <w:p>
+      <w:pPr>
+        <w:pStyle w:val="Prrafodelista"/>
+        <w:numPr>
+          <w:ilvl w:val="2"/>
+          <w:numId w:val="1"/>
+        </w:numPr>
+        <w:spacing w:line="360" w:lineRule="auto"/>
+        <w:jc w:val="both"/>
+        <w:outlineLvl w:val="1"/>
+        <w:rPr>
+          <w:rFonts w:ascii="Times New Roman" w:hAnsi="Times New Roman" w:cs="Times New Roman"/>
+          <w:sz w:val="24"/>
+          <w:szCs w:val="24"/>
+        </w:rPr>
+      </w:pPr>
+      <w:r>
+        <w:rPr>
+          <w:rFonts w:ascii="Times New Roman" w:hAnsi="Times New Roman" w:cs="Times New Roman"/>
+          <w:sz w:val="24"/>
+          <w:szCs w:val="24"/>
+        </w:rPr>
+        <w:t>Bot: Octubre-</w:t>
+      </w:r>
+      <w:proofErr w:type="gramStart"/>
+      <w:r>
+        <w:rPr>
+          <w:rFonts w:ascii="Times New Roman" w:hAnsi="Times New Roman" w:cs="Times New Roman"/>
+          <w:sz w:val="24"/>
+          <w:szCs w:val="24"/>
+        </w:rPr>
+        <w:t>Abril</w:t>
+      </w:r>
+      <w:proofErr w:type="gramEnd"/>
+    </w:p>
+    <w:p>
+      <w:pPr>
+        <w:pStyle w:val="Prrafodelista"/>
+        <w:numPr>
+          <w:ilvl w:val="2"/>
+          <w:numId w:val="1"/>
+        </w:numPr>
+        <w:spacing w:line="360" w:lineRule="auto"/>
+        <w:jc w:val="both"/>
+        <w:outlineLvl w:val="1"/>
+        <w:rPr>
+          <w:rFonts w:ascii="Times New Roman" w:hAnsi="Times New Roman" w:cs="Times New Roman"/>
+          <w:sz w:val="24"/>
+          <w:szCs w:val="24"/>
+        </w:rPr>
+      </w:pPr>
+      <w:r>
+        <w:rPr>
+          <w:rFonts w:ascii="Times New Roman" w:hAnsi="Times New Roman" w:cs="Times New Roman"/>
+          <w:sz w:val="24"/>
+          <w:szCs w:val="24"/>
+        </w:rPr>
+        <w:t>Base de datos: Abril-</w:t>
+      </w:r>
+      <w:proofErr w:type="gramStart"/>
+      <w:r>
+        <w:rPr>
+          <w:rFonts w:ascii="Times New Roman" w:hAnsi="Times New Roman" w:cs="Times New Roman"/>
+          <w:sz w:val="24"/>
+          <w:szCs w:val="24"/>
+        </w:rPr>
+        <w:t>Mayo</w:t>
+      </w:r>
+      <w:proofErr w:type="gramEnd"/>
+    </w:p>
+    <w:p>
+      <w:pPr>
+        <w:pStyle w:val="Prrafodelista"/>
+        <w:numPr>
+          <w:ilvl w:val="2"/>
+          <w:numId w:val="1"/>
+        </w:numPr>
+        <w:spacing w:line="360" w:lineRule="auto"/>
+        <w:jc w:val="both"/>
+        <w:outlineLvl w:val="1"/>
+        <w:rPr>
+          <w:rFonts w:ascii="Times New Roman" w:hAnsi="Times New Roman" w:cs="Times New Roman"/>
+          <w:sz w:val="24"/>
+          <w:szCs w:val="24"/>
+        </w:rPr>
+      </w:pPr>
+      <w:r>
+        <w:rPr>
+          <w:rFonts w:ascii="Times New Roman" w:hAnsi="Times New Roman" w:cs="Times New Roman"/>
+          <w:sz w:val="24"/>
+          <w:szCs w:val="24"/>
+        </w:rPr>
+        <w:t>Persistencia: Abril-</w:t>
+      </w:r>
+      <w:proofErr w:type="gramStart"/>
+      <w:r>
+        <w:rPr>
+          <w:rFonts w:ascii="Times New Roman" w:hAnsi="Times New Roman" w:cs="Times New Roman"/>
+          <w:sz w:val="24"/>
+          <w:szCs w:val="24"/>
+        </w:rPr>
+        <w:t>Mayo</w:t>
+      </w:r>
+      <w:proofErr w:type="gramEnd"/>
+    </w:p>
+    <w:p>
+      <w:pPr>
+        <w:pStyle w:val="Prrafodelista"/>
+        <w:numPr>
+          <w:ilvl w:val="2"/>
+          <w:numId w:val="1"/>
+        </w:numPr>
+        <w:spacing w:line="360" w:lineRule="auto"/>
+        <w:jc w:val="both"/>
+        <w:outlineLvl w:val="1"/>
+        <w:rPr>
+          <w:rFonts w:ascii="Times New Roman" w:hAnsi="Times New Roman" w:cs="Times New Roman"/>
+          <w:sz w:val="24"/>
+          <w:szCs w:val="24"/>
+        </w:rPr>
+      </w:pPr>
+      <w:r>
+        <w:rPr>
+          <w:rFonts w:ascii="Times New Roman" w:hAnsi="Times New Roman" w:cs="Times New Roman"/>
+          <w:sz w:val="24"/>
+          <w:szCs w:val="24"/>
+        </w:rPr>
+        <w:t>Eventos: Abril-</w:t>
+      </w:r>
+      <w:proofErr w:type="gramStart"/>
+      <w:r>
+        <w:rPr>
+          <w:rFonts w:ascii="Times New Roman" w:hAnsi="Times New Roman" w:cs="Times New Roman"/>
+          <w:sz w:val="24"/>
+          <w:szCs w:val="24"/>
+        </w:rPr>
+        <w:t>Mayo</w:t>
+      </w:r>
+      <w:proofErr w:type="gramEnd"/>
+    </w:p>
+    <w:p>
+      <w:pPr>
+        <w:pStyle w:val="Prrafodelista"/>
+        <w:numPr>
+          <w:ilvl w:val="1"/>
+          <w:numId w:val="1"/>
+        </w:numPr>
+        <w:spacing w:line="360" w:lineRule="auto"/>
+        <w:jc w:val="both"/>
+        <w:outlineLvl w:val="1"/>
+        <w:rPr>
+          <w:rFonts w:ascii="Times New Roman" w:hAnsi="Times New Roman" w:cs="Times New Roman"/>
+          <w:sz w:val="24"/>
+          <w:szCs w:val="24"/>
+        </w:rPr>
+      </w:pPr>
+      <w:proofErr w:type="spellStart"/>
+      <w:r>
+        <w:rPr>
+          <w:rFonts w:ascii="Times New Roman" w:hAnsi="Times New Roman" w:cs="Times New Roman"/>
+          <w:sz w:val="24"/>
+          <w:szCs w:val="24"/>
+        </w:rPr>
+        <w:t>Github</w:t>
+      </w:r>
+      <w:proofErr w:type="spellEnd"/>
+      <w:r>
+        <w:rPr>
+          <w:rFonts w:ascii="Times New Roman" w:hAnsi="Times New Roman" w:cs="Times New Roman"/>
+          <w:sz w:val="24"/>
+          <w:szCs w:val="24"/>
+        </w:rPr>
+        <w:t xml:space="preserve"> del proyecto: Octubre-</w:t>
+      </w:r>
+      <w:proofErr w:type="gramStart"/>
+      <w:r>
+        <w:rPr>
+          <w:rFonts w:ascii="Times New Roman" w:hAnsi="Times New Roman" w:cs="Times New Roman"/>
+          <w:sz w:val="24"/>
+          <w:szCs w:val="24"/>
+        </w:rPr>
+        <w:t>Junio</w:t>
+      </w:r>
+      <w:proofErr w:type="gramEnd"/>
+    </w:p>
+    <w:p>
+      <w:pPr>
+        <w:pStyle w:val="Prrafodelista"/>
+        <w:numPr>
+          <w:ilvl w:val="1"/>
+          <w:numId w:val="1"/>
+        </w:numPr>
+        <w:spacing w:line="360" w:lineRule="auto"/>
+        <w:jc w:val="both"/>
+        <w:outlineLvl w:val="1"/>
+        <w:rPr>
+          <w:rFonts w:ascii="Times New Roman" w:hAnsi="Times New Roman" w:cs="Times New Roman"/>
+          <w:sz w:val="24"/>
+          <w:szCs w:val="24"/>
+        </w:rPr>
+      </w:pPr>
+      <w:r>
+        <w:rPr>
+          <w:rFonts w:ascii="Times New Roman" w:hAnsi="Times New Roman" w:cs="Times New Roman"/>
+          <w:sz w:val="24"/>
+          <w:szCs w:val="24"/>
+        </w:rPr>
+        <w:t>Desarrollo de la interfaz:</w:t>
+      </w:r>
+    </w:p>
+    <w:p>
+      <w:pPr>
+        <w:pStyle w:val="Prrafodelista"/>
+        <w:numPr>
+          <w:ilvl w:val="2"/>
+          <w:numId w:val="1"/>
+        </w:numPr>
+        <w:spacing w:line="360" w:lineRule="auto"/>
+        <w:jc w:val="both"/>
+        <w:outlineLvl w:val="1"/>
+        <w:rPr>
+          <w:rFonts w:ascii="Times New Roman" w:hAnsi="Times New Roman" w:cs="Times New Roman"/>
+          <w:sz w:val="24"/>
+          <w:szCs w:val="24"/>
+        </w:rPr>
+      </w:pPr>
+      <w:r>
+        <w:rPr>
+          <w:rFonts w:ascii="Times New Roman" w:hAnsi="Times New Roman" w:cs="Times New Roman"/>
+          <w:sz w:val="24"/>
+          <w:szCs w:val="24"/>
+        </w:rPr>
+        <w:t>Escritorio: Abril-</w:t>
+      </w:r>
+      <w:proofErr w:type="gramStart"/>
+      <w:r>
+        <w:rPr>
+          <w:rFonts w:ascii="Times New Roman" w:hAnsi="Times New Roman" w:cs="Times New Roman"/>
+          <w:sz w:val="24"/>
+          <w:szCs w:val="24"/>
+        </w:rPr>
+        <w:t>Mayo</w:t>
+      </w:r>
+      <w:proofErr w:type="gramEnd"/>
+    </w:p>
+    <w:p>
+      <w:pPr>
+        <w:pStyle w:val="Prrafodelista"/>
+        <w:numPr>
+          <w:ilvl w:val="2"/>
+          <w:numId w:val="1"/>
+        </w:numPr>
+        <w:spacing w:line="360" w:lineRule="auto"/>
+        <w:jc w:val="both"/>
+        <w:outlineLvl w:val="1"/>
+        <w:rPr>
+          <w:rFonts w:ascii="Times New Roman" w:hAnsi="Times New Roman" w:cs="Times New Roman"/>
+          <w:sz w:val="24"/>
+          <w:szCs w:val="24"/>
+        </w:rPr>
+      </w:pPr>
+      <w:r>
+        <w:rPr>
+          <w:rFonts w:ascii="Times New Roman" w:hAnsi="Times New Roman" w:cs="Times New Roman"/>
+          <w:sz w:val="24"/>
+          <w:szCs w:val="24"/>
+        </w:rPr>
+        <w:t>Móvil: Mayo</w:t>
+      </w:r>
+    </w:p>
+    <w:p>
+      <w:pPr>
+        <w:pStyle w:val="Prrafodelista"/>
+        <w:numPr>
+          <w:ilvl w:val="1"/>
+          <w:numId w:val="1"/>
+        </w:numPr>
+        <w:spacing w:line="360" w:lineRule="auto"/>
+        <w:jc w:val="both"/>
+        <w:outlineLvl w:val="1"/>
+        <w:rPr>
+          <w:rFonts w:ascii="Times New Roman" w:hAnsi="Times New Roman" w:cs="Times New Roman"/>
+          <w:sz w:val="24"/>
+          <w:szCs w:val="24"/>
+        </w:rPr>
+      </w:pPr>
+      <w:proofErr w:type="spellStart"/>
+      <w:r>
+        <w:rPr>
+          <w:rFonts w:ascii="Times New Roman" w:hAnsi="Times New Roman" w:cs="Times New Roman"/>
+          <w:sz w:val="24"/>
+          <w:szCs w:val="24"/>
+        </w:rPr>
+        <w:t>Testing</w:t>
+      </w:r>
+      <w:proofErr w:type="spellEnd"/>
+      <w:r>
+        <w:rPr>
+          <w:rFonts w:ascii="Times New Roman" w:hAnsi="Times New Roman" w:cs="Times New Roman"/>
+          <w:sz w:val="24"/>
+          <w:szCs w:val="24"/>
+        </w:rPr>
+        <w:t xml:space="preserve"> con usuarios reales: Mayo</w:t>
+      </w:r>
+    </w:p>
+    <w:p>
+      <w:pPr>
+        <w:pStyle w:val="Prrafodelista"/>
+        <w:numPr>
+          <w:ilvl w:val="1"/>
+          <w:numId w:val="1"/>
+        </w:numPr>
+        <w:spacing w:line="360" w:lineRule="auto"/>
+        <w:jc w:val="both"/>
+        <w:outlineLvl w:val="1"/>
+        <w:rPr>
+          <w:rFonts w:ascii="Times New Roman" w:hAnsi="Times New Roman" w:cs="Times New Roman"/>
+          <w:sz w:val="24"/>
+          <w:szCs w:val="24"/>
+        </w:rPr>
+      </w:pPr>
+      <w:r>
+        <w:rPr>
+          <w:rFonts w:ascii="Times New Roman" w:hAnsi="Times New Roman" w:cs="Times New Roman"/>
+          <w:sz w:val="24"/>
+          <w:szCs w:val="24"/>
+        </w:rPr>
+        <w:t>Revisiones de los resultados de las pruebas: Mayo</w:t>
+      </w:r>
+    </w:p>
+    <w:p>
+      <w:pPr>
+        <w:spacing w:line="360" w:lineRule="auto"/>
+        <w:jc w:val="both"/>
+        <w:outlineLvl w:val="1"/>
+        <w:rPr>
+          <w:rFonts w:ascii="Times New Roman" w:hAnsi="Times New Roman" w:cs="Times New Roman"/>
+          <w:sz w:val="24"/>
+          <w:szCs w:val="24"/>
+        </w:rPr>
+      </w:pPr>
+      <w:r>
+        <w:rPr>
+          <w:rFonts w:ascii="Times New Roman" w:hAnsi="Times New Roman" w:cs="Times New Roman"/>
+          <w:sz w:val="24"/>
+          <w:szCs w:val="24"/>
+        </w:rPr>
+        <w:drawing>
+          <wp:inline distT="0" distB="0" distL="0" distR="0" wp14:anchorId="2D549AFC" wp14:editId="4DF746F9">
+            <wp:extent cx="5731510" cy="4866640"/>
+            <wp:effectExtent l="0" t="0" r="2540" b="0"/>
+            <wp:docPr id="490657435" name="Imagen 1" descr="Tabla&#10;&#10;El contenido generado por IA puede ser incorrecto."/>
+            <wp:cNvGraphicFramePr>
+              <a:graphicFrameLocks xmlns:a="http://schemas.openxmlformats.org/drawingml/2006/main" noChangeAspect="1"/>
+            </wp:cNvGraphicFramePr>
+            <a:graphic xmlns:a="http://schemas.openxmlformats.org/drawingml/2006/main">
+              <a:graphicData uri="http://schemas.openxmlformats.org/drawingml/2006/picture">
+                <pic:pic xmlns:pic="http://schemas.openxmlformats.org/drawingml/2006/picture">
+                  <pic:nvPicPr>
+                    <pic:cNvPr id="490657435" name="Imagen 1" descr="Tabla&#10;&#10;El contenido generado por IA puede ser incorrecto."/>
+                    <pic:cNvPicPr/>
+                  </pic:nvPicPr>
+                  <pic:blipFill>
+                    <a:blip r:embed="rId8"/>
+                    <a:stretch>
+                      <a:fillRect/>
+                    </a:stretch>
+                  </pic:blipFill>
+                  <pic:spPr>
+                    <a:xfrm>
+                      <a:off x="0" y="0"/>
+                      <a:ext cx="5731510" cy="4866640"/>
+                    </a:xfrm>
+                    <a:prstGeom prst="rect">
+                      <a:avLst/>
+                    </a:prstGeom>
+                  </pic:spPr>
+                </pic:pic>
+              </a:graphicData>
+            </a:graphic>
+          </wp:inline>
+        </w:drawing>
       </w:r>
     </w:p>
     <w:p>
@@ -7726,23 +8326,6 @@
           <w:szCs w:val="24"/>
         </w:rPr>
         <w:t>Monetización en funcionalidades premium.</w:t>
-      </w:r>
-    </w:p>
-    <w:p>
-      <w:pPr>
-        <w:rPr>
-          <w:rFonts w:ascii="Times New Roman" w:hAnsi="Times New Roman" w:cs="Times New Roman"/>
-          <w:sz w:val="24"/>
-          <w:szCs w:val="24"/>
-        </w:rPr>
-      </w:pPr>
-      <w:r>
-        <w:rPr>
-          <w:rFonts w:ascii="Times New Roman" w:hAnsi="Times New Roman" w:cs="Times New Roman"/>
-          <w:sz w:val="24"/>
-          <w:szCs w:val="24"/>
-        </w:rPr>
-        <w:br w:type="page"/>
       </w:r>
     </w:p>
     <w:p>
@@ -7780,7 +8363,7 @@
                     <pic:cNvPicPr/>
                   </pic:nvPicPr>
                   <pic:blipFill rotWithShape="1">
-                    <a:blip r:embed="rId8"/>
+                    <a:blip r:embed="rId9"/>
                     <a:srcRect t="25533" b="17020"/>
                     <a:stretch/>
                   </pic:blipFill>
@@ -7855,6 +8438,803 @@
     </w:p>
     <w:p>
       <w:pPr>
+        <w:pStyle w:val="Prrafodelista"/>
+        <w:numPr>
+          <w:ilvl w:val="1"/>
+          <w:numId w:val="10"/>
+        </w:numPr>
+        <w:spacing w:line="360" w:lineRule="auto"/>
+        <w:jc w:val="both"/>
+        <w:outlineLvl w:val="1"/>
+        <w:rPr>
+          <w:rFonts w:ascii="Times New Roman" w:hAnsi="Times New Roman" w:cs="Times New Roman"/>
+          <w:sz w:val="24"/>
+          <w:szCs w:val="24"/>
+        </w:rPr>
+      </w:pPr>
+      <w:r>
+        <w:rPr>
+          <w:rFonts w:ascii="Times New Roman" w:hAnsi="Times New Roman" w:cs="Times New Roman"/>
+          <w:sz w:val="24"/>
+          <w:szCs w:val="24"/>
+        </w:rPr>
+        <w:t>Análisis de mercado:</w:t>
+      </w:r>
+    </w:p>
+    <w:p>
+      <w:pPr>
+        <w:pStyle w:val="Prrafodelista"/>
+        <w:numPr>
+          <w:ilvl w:val="2"/>
+          <w:numId w:val="10"/>
+        </w:numPr>
+        <w:spacing w:line="360" w:lineRule="auto"/>
+        <w:jc w:val="both"/>
+        <w:outlineLvl w:val="1"/>
+        <w:rPr>
+          <w:rFonts w:ascii="Times New Roman" w:hAnsi="Times New Roman" w:cs="Times New Roman"/>
+          <w:sz w:val="24"/>
+          <w:szCs w:val="24"/>
+        </w:rPr>
+      </w:pPr>
+      <w:r>
+        <w:rPr>
+          <w:rFonts w:ascii="Times New Roman" w:hAnsi="Times New Roman" w:cs="Times New Roman"/>
+          <w:sz w:val="24"/>
+          <w:szCs w:val="24"/>
+        </w:rPr>
+        <w:t>Público objetivo:</w:t>
+      </w:r>
+    </w:p>
+    <w:p>
+      <w:pPr>
+        <w:pStyle w:val="Prrafodelista"/>
+        <w:numPr>
+          <w:ilvl w:val="3"/>
+          <w:numId w:val="10"/>
+        </w:numPr>
+        <w:spacing w:line="360" w:lineRule="auto"/>
+        <w:jc w:val="both"/>
+        <w:outlineLvl w:val="1"/>
+        <w:rPr>
+          <w:rFonts w:ascii="Times New Roman" w:hAnsi="Times New Roman" w:cs="Times New Roman"/>
+          <w:sz w:val="24"/>
+          <w:szCs w:val="24"/>
+        </w:rPr>
+      </w:pPr>
+      <w:r>
+        <w:rPr>
+          <w:rFonts w:ascii="Times New Roman" w:hAnsi="Times New Roman" w:cs="Times New Roman"/>
+          <w:sz w:val="24"/>
+          <w:szCs w:val="24"/>
+        </w:rPr>
+        <w:t>Administradores de servidores.</w:t>
+      </w:r>
+    </w:p>
+    <w:p>
+      <w:pPr>
+        <w:pStyle w:val="Prrafodelista"/>
+        <w:numPr>
+          <w:ilvl w:val="3"/>
+          <w:numId w:val="10"/>
+        </w:numPr>
+        <w:spacing w:line="360" w:lineRule="auto"/>
+        <w:jc w:val="both"/>
+        <w:outlineLvl w:val="1"/>
+        <w:rPr>
+          <w:rFonts w:ascii="Times New Roman" w:hAnsi="Times New Roman" w:cs="Times New Roman"/>
+          <w:sz w:val="24"/>
+          <w:szCs w:val="24"/>
+        </w:rPr>
+      </w:pPr>
+      <w:proofErr w:type="spellStart"/>
+      <w:r>
+        <w:rPr>
+          <w:rFonts w:ascii="Times New Roman" w:hAnsi="Times New Roman" w:cs="Times New Roman"/>
+          <w:sz w:val="24"/>
+          <w:szCs w:val="24"/>
+        </w:rPr>
+        <w:t>Streamers</w:t>
+      </w:r>
+      <w:proofErr w:type="spellEnd"/>
+      <w:r>
+        <w:rPr>
+          <w:rFonts w:ascii="Times New Roman" w:hAnsi="Times New Roman" w:cs="Times New Roman"/>
+          <w:sz w:val="24"/>
+          <w:szCs w:val="24"/>
+        </w:rPr>
+        <w:t xml:space="preserve"> y creadores de contenido con comunidades en Discord.</w:t>
+      </w:r>
+    </w:p>
+    <w:p>
+      <w:pPr>
+        <w:pStyle w:val="Prrafodelista"/>
+        <w:numPr>
+          <w:ilvl w:val="3"/>
+          <w:numId w:val="10"/>
+        </w:numPr>
+        <w:spacing w:line="360" w:lineRule="auto"/>
+        <w:jc w:val="both"/>
+        <w:outlineLvl w:val="1"/>
+        <w:rPr>
+          <w:rFonts w:ascii="Times New Roman" w:hAnsi="Times New Roman" w:cs="Times New Roman"/>
+          <w:sz w:val="24"/>
+          <w:szCs w:val="24"/>
+        </w:rPr>
+      </w:pPr>
+      <w:r>
+        <w:rPr>
+          <w:rFonts w:ascii="Times New Roman" w:hAnsi="Times New Roman" w:cs="Times New Roman"/>
+          <w:sz w:val="24"/>
+          <w:szCs w:val="24"/>
+        </w:rPr>
+        <w:t>Empresas y grupos de trabajo que utilicen Discord como medio de soporte.</w:t>
+      </w:r>
+    </w:p>
+    <w:p>
+      <w:pPr>
+        <w:pStyle w:val="Prrafodelista"/>
+        <w:numPr>
+          <w:ilvl w:val="3"/>
+          <w:numId w:val="10"/>
+        </w:numPr>
+        <w:spacing w:line="360" w:lineRule="auto"/>
+        <w:jc w:val="both"/>
+        <w:outlineLvl w:val="1"/>
+        <w:rPr>
+          <w:rFonts w:ascii="Times New Roman" w:hAnsi="Times New Roman" w:cs="Times New Roman"/>
+          <w:sz w:val="24"/>
+          <w:szCs w:val="24"/>
+        </w:rPr>
+      </w:pPr>
+      <w:r>
+        <w:rPr>
+          <w:rFonts w:ascii="Times New Roman" w:hAnsi="Times New Roman" w:cs="Times New Roman"/>
+          <w:sz w:val="24"/>
+          <w:szCs w:val="24"/>
+        </w:rPr>
+        <w:t>Desarrolladores de bots que quieran aprender o entender ciertas funciones.</w:t>
+      </w:r>
+    </w:p>
+    <w:p>
+      <w:pPr>
+        <w:pStyle w:val="Prrafodelista"/>
+        <w:numPr>
+          <w:ilvl w:val="2"/>
+          <w:numId w:val="10"/>
+        </w:numPr>
+        <w:spacing w:line="360" w:lineRule="auto"/>
+        <w:jc w:val="both"/>
+        <w:outlineLvl w:val="1"/>
+        <w:rPr>
+          <w:rFonts w:ascii="Times New Roman" w:hAnsi="Times New Roman" w:cs="Times New Roman"/>
+          <w:sz w:val="24"/>
+          <w:szCs w:val="24"/>
+        </w:rPr>
+      </w:pPr>
+      <w:r>
+        <w:rPr>
+          <w:rFonts w:ascii="Times New Roman" w:hAnsi="Times New Roman" w:cs="Times New Roman"/>
+          <w:sz w:val="24"/>
+          <w:szCs w:val="24"/>
+        </w:rPr>
+        <w:t>Análisis de la competencia:</w:t>
+      </w:r>
+    </w:p>
+    <w:p>
+      <w:pPr>
+        <w:pStyle w:val="Prrafodelista"/>
+        <w:numPr>
+          <w:ilvl w:val="3"/>
+          <w:numId w:val="10"/>
+        </w:numPr>
+        <w:spacing w:line="360" w:lineRule="auto"/>
+        <w:jc w:val="both"/>
+        <w:outlineLvl w:val="1"/>
+        <w:rPr>
+          <w:rFonts w:ascii="Times New Roman" w:hAnsi="Times New Roman" w:cs="Times New Roman"/>
+          <w:sz w:val="24"/>
+          <w:szCs w:val="24"/>
+        </w:rPr>
+      </w:pPr>
+      <w:r>
+        <w:rPr>
+          <w:rFonts w:ascii="Times New Roman" w:hAnsi="Times New Roman" w:cs="Times New Roman"/>
+          <w:sz w:val="24"/>
+          <w:szCs w:val="24"/>
+        </w:rPr>
+        <w:t>Existen bots populares que ofrecen todas las funciones, pero de forma individualizada, ninguno proporciona el conjunto completo.</w:t>
+      </w:r>
+    </w:p>
+    <w:p>
+      <w:pPr>
+        <w:pStyle w:val="Prrafodelista"/>
+        <w:numPr>
+          <w:ilvl w:val="3"/>
+          <w:numId w:val="10"/>
+        </w:numPr>
+        <w:spacing w:line="360" w:lineRule="auto"/>
+        <w:jc w:val="both"/>
+        <w:outlineLvl w:val="1"/>
+        <w:rPr>
+          <w:rFonts w:ascii="Times New Roman" w:hAnsi="Times New Roman" w:cs="Times New Roman"/>
+          <w:sz w:val="24"/>
+          <w:szCs w:val="24"/>
+        </w:rPr>
+      </w:pPr>
+      <w:r>
+        <w:rPr>
+          <w:rFonts w:ascii="Times New Roman" w:hAnsi="Times New Roman" w:cs="Times New Roman"/>
+          <w:sz w:val="24"/>
+          <w:szCs w:val="24"/>
+        </w:rPr>
+        <w:t>Existen frameworks que permiten el desarrollo de bots de forma personal.</w:t>
+      </w:r>
+    </w:p>
+    <w:p>
+      <w:pPr>
+        <w:pStyle w:val="Prrafodelista"/>
+        <w:numPr>
+          <w:ilvl w:val="3"/>
+          <w:numId w:val="10"/>
+        </w:numPr>
+        <w:spacing w:line="360" w:lineRule="auto"/>
+        <w:jc w:val="both"/>
+        <w:outlineLvl w:val="1"/>
+        <w:rPr>
+          <w:rFonts w:ascii="Times New Roman" w:hAnsi="Times New Roman" w:cs="Times New Roman"/>
+          <w:sz w:val="24"/>
+          <w:szCs w:val="24"/>
+        </w:rPr>
+      </w:pPr>
+      <w:r>
+        <w:rPr>
+          <w:rFonts w:ascii="Times New Roman" w:hAnsi="Times New Roman" w:cs="Times New Roman"/>
+          <w:sz w:val="24"/>
+          <w:szCs w:val="24"/>
+        </w:rPr>
+        <w:t>Existen aplicaciones para el manejo de bots, pero son todas o en su gran mayoría aplicaciones webs.</w:t>
+      </w:r>
+    </w:p>
+    <w:p>
+      <w:pPr>
+        <w:pStyle w:val="Prrafodelista"/>
+        <w:numPr>
+          <w:ilvl w:val="2"/>
+          <w:numId w:val="10"/>
+        </w:numPr>
+        <w:spacing w:line="360" w:lineRule="auto"/>
+        <w:jc w:val="both"/>
+        <w:outlineLvl w:val="1"/>
+        <w:rPr>
+          <w:rFonts w:ascii="Times New Roman" w:hAnsi="Times New Roman" w:cs="Times New Roman"/>
+          <w:sz w:val="24"/>
+          <w:szCs w:val="24"/>
+        </w:rPr>
+      </w:pPr>
+      <w:r>
+        <w:rPr>
+          <w:rFonts w:ascii="Times New Roman" w:hAnsi="Times New Roman" w:cs="Times New Roman"/>
+          <w:sz w:val="24"/>
+          <w:szCs w:val="24"/>
+        </w:rPr>
+        <w:t>Diferenciación propuesta:</w:t>
+      </w:r>
+    </w:p>
+    <w:p>
+      <w:pPr>
+        <w:pStyle w:val="Prrafodelista"/>
+        <w:numPr>
+          <w:ilvl w:val="3"/>
+          <w:numId w:val="10"/>
+        </w:numPr>
+        <w:spacing w:line="360" w:lineRule="auto"/>
+        <w:jc w:val="both"/>
+        <w:outlineLvl w:val="1"/>
+        <w:rPr>
+          <w:rFonts w:ascii="Times New Roman" w:hAnsi="Times New Roman" w:cs="Times New Roman"/>
+          <w:sz w:val="24"/>
+          <w:szCs w:val="24"/>
+        </w:rPr>
+      </w:pPr>
+      <w:r>
+        <w:rPr>
+          <w:rFonts w:ascii="Times New Roman" w:hAnsi="Times New Roman" w:cs="Times New Roman"/>
+          <w:sz w:val="24"/>
+          <w:szCs w:val="24"/>
+        </w:rPr>
+        <w:t>Gestión modular.</w:t>
+      </w:r>
+    </w:p>
+    <w:p>
+      <w:pPr>
+        <w:pStyle w:val="Prrafodelista"/>
+        <w:numPr>
+          <w:ilvl w:val="3"/>
+          <w:numId w:val="10"/>
+        </w:numPr>
+        <w:spacing w:line="360" w:lineRule="auto"/>
+        <w:jc w:val="both"/>
+        <w:outlineLvl w:val="1"/>
+        <w:rPr>
+          <w:rFonts w:ascii="Times New Roman" w:hAnsi="Times New Roman" w:cs="Times New Roman"/>
+          <w:sz w:val="24"/>
+          <w:szCs w:val="24"/>
+        </w:rPr>
+      </w:pPr>
+      <w:r>
+        <w:rPr>
+          <w:rFonts w:ascii="Times New Roman" w:hAnsi="Times New Roman" w:cs="Times New Roman"/>
+          <w:sz w:val="24"/>
+          <w:szCs w:val="24"/>
+        </w:rPr>
+        <w:t>Interfaz simple e intuitiva.</w:t>
+      </w:r>
+    </w:p>
+    <w:p>
+      <w:pPr>
+        <w:pStyle w:val="Prrafodelista"/>
+        <w:numPr>
+          <w:ilvl w:val="3"/>
+          <w:numId w:val="10"/>
+        </w:numPr>
+        <w:spacing w:line="360" w:lineRule="auto"/>
+        <w:jc w:val="both"/>
+        <w:outlineLvl w:val="1"/>
+        <w:rPr>
+          <w:rFonts w:ascii="Times New Roman" w:hAnsi="Times New Roman" w:cs="Times New Roman"/>
+          <w:sz w:val="24"/>
+          <w:szCs w:val="24"/>
+        </w:rPr>
+      </w:pPr>
+      <w:r>
+        <w:rPr>
+          <w:rFonts w:ascii="Times New Roman" w:hAnsi="Times New Roman" w:cs="Times New Roman"/>
+          <w:sz w:val="24"/>
+          <w:szCs w:val="24"/>
+        </w:rPr>
+        <w:t>Automatización de tareas y control avanzado de usuarios.</w:t>
+      </w:r>
+    </w:p>
+    <w:p>
+      <w:pPr>
+        <w:pStyle w:val="Prrafodelista"/>
+        <w:numPr>
+          <w:ilvl w:val="3"/>
+          <w:numId w:val="10"/>
+        </w:numPr>
+        <w:spacing w:line="360" w:lineRule="auto"/>
+        <w:jc w:val="both"/>
+        <w:outlineLvl w:val="1"/>
+        <w:rPr>
+          <w:rFonts w:ascii="Times New Roman" w:hAnsi="Times New Roman" w:cs="Times New Roman"/>
+          <w:sz w:val="24"/>
+          <w:szCs w:val="24"/>
+        </w:rPr>
+      </w:pPr>
+      <w:r>
+        <w:rPr>
+          <w:rFonts w:ascii="Times New Roman" w:hAnsi="Times New Roman" w:cs="Times New Roman"/>
+          <w:sz w:val="24"/>
+          <w:szCs w:val="24"/>
+        </w:rPr>
+        <w:t>Adaptable a multitud de sistemas.</w:t>
+      </w:r>
+    </w:p>
+    <w:p>
+      <w:pPr>
+        <w:pStyle w:val="Prrafodelista"/>
+        <w:numPr>
+          <w:ilvl w:val="1"/>
+          <w:numId w:val="10"/>
+        </w:numPr>
+        <w:spacing w:line="360" w:lineRule="auto"/>
+        <w:jc w:val="both"/>
+        <w:outlineLvl w:val="1"/>
+        <w:rPr>
+          <w:rFonts w:ascii="Times New Roman" w:hAnsi="Times New Roman" w:cs="Times New Roman"/>
+          <w:sz w:val="24"/>
+          <w:szCs w:val="24"/>
+        </w:rPr>
+      </w:pPr>
+      <w:r>
+        <w:rPr>
+          <w:rFonts w:ascii="Times New Roman" w:hAnsi="Times New Roman" w:cs="Times New Roman"/>
+          <w:sz w:val="24"/>
+          <w:szCs w:val="24"/>
+        </w:rPr>
+        <w:t>Estrategias de lanzamiento:</w:t>
+      </w:r>
+    </w:p>
+    <w:p>
+      <w:pPr>
+        <w:pStyle w:val="Prrafodelista"/>
+        <w:numPr>
+          <w:ilvl w:val="2"/>
+          <w:numId w:val="10"/>
+        </w:numPr>
+        <w:spacing w:line="360" w:lineRule="auto"/>
+        <w:jc w:val="both"/>
+        <w:outlineLvl w:val="1"/>
+        <w:rPr>
+          <w:rFonts w:ascii="Times New Roman" w:hAnsi="Times New Roman" w:cs="Times New Roman"/>
+          <w:sz w:val="24"/>
+          <w:szCs w:val="24"/>
+        </w:rPr>
+      </w:pPr>
+      <w:r>
+        <w:rPr>
+          <w:rFonts w:ascii="Times New Roman" w:hAnsi="Times New Roman" w:cs="Times New Roman"/>
+          <w:sz w:val="24"/>
+          <w:szCs w:val="24"/>
+        </w:rPr>
+        <w:t>Desarrollo y pruebas (beta cerrada para el equipo de desarrollo o en comunidades pequeñas para tener control de todas las variables)</w:t>
+      </w:r>
+    </w:p>
+    <w:p>
+      <w:pPr>
+        <w:pStyle w:val="Prrafodelista"/>
+        <w:numPr>
+          <w:ilvl w:val="2"/>
+          <w:numId w:val="10"/>
+        </w:numPr>
+        <w:spacing w:line="360" w:lineRule="auto"/>
+        <w:jc w:val="both"/>
+        <w:outlineLvl w:val="1"/>
+        <w:rPr>
+          <w:rFonts w:ascii="Times New Roman" w:hAnsi="Times New Roman" w:cs="Times New Roman"/>
+          <w:sz w:val="24"/>
+          <w:szCs w:val="24"/>
+        </w:rPr>
+      </w:pPr>
+      <w:r>
+        <w:rPr>
+          <w:rFonts w:ascii="Times New Roman" w:hAnsi="Times New Roman" w:cs="Times New Roman"/>
+          <w:sz w:val="24"/>
+          <w:szCs w:val="24"/>
+        </w:rPr>
+        <w:t>Lanzamiento en GitHub como proyecto personal y educativo, sin dar licencia comercial.</w:t>
+      </w:r>
+    </w:p>
+    <w:p>
+      <w:pPr>
+        <w:pStyle w:val="Prrafodelista"/>
+        <w:numPr>
+          <w:ilvl w:val="2"/>
+          <w:numId w:val="10"/>
+        </w:numPr>
+        <w:spacing w:line="360" w:lineRule="auto"/>
+        <w:jc w:val="both"/>
+        <w:outlineLvl w:val="1"/>
+        <w:rPr>
+          <w:rFonts w:ascii="Times New Roman" w:hAnsi="Times New Roman" w:cs="Times New Roman"/>
+          <w:sz w:val="24"/>
+          <w:szCs w:val="24"/>
+        </w:rPr>
+      </w:pPr>
+      <w:r>
+        <w:rPr>
+          <w:rFonts w:ascii="Times New Roman" w:hAnsi="Times New Roman" w:cs="Times New Roman"/>
+          <w:sz w:val="24"/>
+          <w:szCs w:val="24"/>
+        </w:rPr>
+        <w:t>Promoción y expansión en comunidades ya existentes intentando entrar en contacto con creadores de contenido emergentes que puedan requerir estos servicios.</w:t>
+      </w:r>
+    </w:p>
+    <w:p>
+      <w:pPr>
+        <w:rPr>
+          <w:rFonts w:ascii="Times New Roman" w:hAnsi="Times New Roman" w:cs="Times New Roman"/>
+          <w:sz w:val="24"/>
+          <w:szCs w:val="24"/>
+        </w:rPr>
+      </w:pPr>
+      <w:r>
+        <w:rPr>
+          <w:rFonts w:ascii="Times New Roman" w:hAnsi="Times New Roman" w:cs="Times New Roman"/>
+          <w:sz w:val="24"/>
+          <w:szCs w:val="24"/>
+        </w:rPr>
+        <w:br w:type="page"/>
+      </w:r>
+    </w:p>
+    <w:p>
+      <w:pPr>
+        <w:pStyle w:val="Prrafodelista"/>
+        <w:numPr>
+          <w:ilvl w:val="1"/>
+          <w:numId w:val="10"/>
+        </w:numPr>
+        <w:spacing w:line="360" w:lineRule="auto"/>
+        <w:jc w:val="both"/>
+        <w:outlineLvl w:val="1"/>
+        <w:rPr>
+          <w:rFonts w:ascii="Times New Roman" w:hAnsi="Times New Roman" w:cs="Times New Roman"/>
+          <w:sz w:val="24"/>
+          <w:szCs w:val="24"/>
+        </w:rPr>
+      </w:pPr>
+      <w:r>
+        <w:rPr>
+          <w:rFonts w:ascii="Times New Roman" w:hAnsi="Times New Roman" w:cs="Times New Roman"/>
+          <w:sz w:val="24"/>
+          <w:szCs w:val="24"/>
+        </w:rPr>
+        <w:lastRenderedPageBreak/>
+        <w:t>Posibles canales de marketing y promoción:</w:t>
+      </w:r>
+    </w:p>
+    <w:p>
+      <w:pPr>
+        <w:pStyle w:val="Prrafodelista"/>
+        <w:numPr>
+          <w:ilvl w:val="2"/>
+          <w:numId w:val="10"/>
+        </w:numPr>
+        <w:spacing w:line="360" w:lineRule="auto"/>
+        <w:jc w:val="both"/>
+        <w:outlineLvl w:val="1"/>
+        <w:rPr>
+          <w:rFonts w:ascii="Times New Roman" w:hAnsi="Times New Roman" w:cs="Times New Roman"/>
+          <w:sz w:val="24"/>
+          <w:szCs w:val="24"/>
+        </w:rPr>
+      </w:pPr>
+      <w:r>
+        <w:rPr>
+          <w:rFonts w:ascii="Times New Roman" w:hAnsi="Times New Roman" w:cs="Times New Roman"/>
+          <w:sz w:val="24"/>
+          <w:szCs w:val="24"/>
+        </w:rPr>
+        <w:t>Comunidades existentes de desarrolladores de bots.</w:t>
+      </w:r>
+    </w:p>
+    <w:p>
+      <w:pPr>
+        <w:pStyle w:val="Prrafodelista"/>
+        <w:numPr>
+          <w:ilvl w:val="2"/>
+          <w:numId w:val="10"/>
+        </w:numPr>
+        <w:spacing w:line="360" w:lineRule="auto"/>
+        <w:jc w:val="both"/>
+        <w:outlineLvl w:val="1"/>
+        <w:rPr>
+          <w:rFonts w:ascii="Times New Roman" w:hAnsi="Times New Roman" w:cs="Times New Roman"/>
+          <w:sz w:val="24"/>
+          <w:szCs w:val="24"/>
+        </w:rPr>
+      </w:pPr>
+      <w:r>
+        <w:rPr>
+          <w:rFonts w:ascii="Times New Roman" w:hAnsi="Times New Roman" w:cs="Times New Roman"/>
+          <w:sz w:val="24"/>
+          <w:szCs w:val="24"/>
+        </w:rPr>
+        <w:t>Redes sociales mediante playlists del desarrollo de</w:t>
+      </w:r>
+      <w:r>
+        <w:rPr>
+          <w:rFonts w:ascii="Times New Roman" w:hAnsi="Times New Roman" w:cs="Times New Roman"/>
+          <w:sz w:val="24"/>
+          <w:szCs w:val="24"/>
+        </w:rPr>
+        <w:t xml:space="preserve"> esta</w:t>
+      </w:r>
+      <w:r>
+        <w:rPr>
+          <w:rFonts w:ascii="Times New Roman" w:hAnsi="Times New Roman" w:cs="Times New Roman"/>
+          <w:sz w:val="24"/>
+          <w:szCs w:val="24"/>
+        </w:rPr>
+        <w:t xml:space="preserve"> o promocionando directamente las funciones de la aplicación.</w:t>
+      </w:r>
+    </w:p>
+    <w:p>
+      <w:pPr>
+        <w:pStyle w:val="Prrafodelista"/>
+        <w:numPr>
+          <w:ilvl w:val="2"/>
+          <w:numId w:val="10"/>
+        </w:numPr>
+        <w:spacing w:line="360" w:lineRule="auto"/>
+        <w:jc w:val="both"/>
+        <w:outlineLvl w:val="1"/>
+        <w:rPr>
+          <w:rFonts w:ascii="Times New Roman" w:hAnsi="Times New Roman" w:cs="Times New Roman"/>
+          <w:sz w:val="24"/>
+          <w:szCs w:val="24"/>
+        </w:rPr>
+      </w:pPr>
+      <w:r>
+        <w:rPr>
+          <w:rFonts w:ascii="Times New Roman" w:hAnsi="Times New Roman" w:cs="Times New Roman"/>
+          <w:sz w:val="24"/>
+          <w:szCs w:val="24"/>
+        </w:rPr>
+        <w:t>Crear un servidor de soporte para agrupar a todos los posibles clientes que vengan desde otros canales.</w:t>
+      </w:r>
+    </w:p>
+    <w:p>
+      <w:pPr>
+        <w:pStyle w:val="Prrafodelista"/>
+        <w:numPr>
+          <w:ilvl w:val="2"/>
+          <w:numId w:val="10"/>
+        </w:numPr>
+        <w:spacing w:line="360" w:lineRule="auto"/>
+        <w:jc w:val="both"/>
+        <w:outlineLvl w:val="1"/>
+        <w:rPr>
+          <w:rFonts w:ascii="Times New Roman" w:hAnsi="Times New Roman" w:cs="Times New Roman"/>
+          <w:sz w:val="24"/>
+          <w:szCs w:val="24"/>
+        </w:rPr>
+      </w:pPr>
+      <w:r>
+        <w:rPr>
+          <w:rFonts w:ascii="Times New Roman" w:hAnsi="Times New Roman" w:cs="Times New Roman"/>
+          <w:sz w:val="24"/>
+          <w:szCs w:val="24"/>
+        </w:rPr>
+        <w:t>Colaboraciones con otros proyectos para dar el nombre a conocer.</w:t>
+      </w:r>
+    </w:p>
+    <w:p>
+      <w:pPr>
+        <w:pStyle w:val="Prrafodelista"/>
+        <w:numPr>
+          <w:ilvl w:val="1"/>
+          <w:numId w:val="10"/>
+        </w:numPr>
+        <w:spacing w:line="360" w:lineRule="auto"/>
+        <w:jc w:val="both"/>
+        <w:outlineLvl w:val="1"/>
+        <w:rPr>
+          <w:rFonts w:ascii="Times New Roman" w:hAnsi="Times New Roman" w:cs="Times New Roman"/>
+          <w:sz w:val="24"/>
+          <w:szCs w:val="24"/>
+        </w:rPr>
+      </w:pPr>
+      <w:r>
+        <w:rPr>
+          <w:rFonts w:ascii="Times New Roman" w:hAnsi="Times New Roman" w:cs="Times New Roman"/>
+          <w:sz w:val="24"/>
+          <w:szCs w:val="24"/>
+        </w:rPr>
+        <w:t>Monetización y modelo de negocio:</w:t>
+      </w:r>
+    </w:p>
+    <w:p>
+      <w:pPr>
+        <w:pStyle w:val="Prrafodelista"/>
+        <w:numPr>
+          <w:ilvl w:val="2"/>
+          <w:numId w:val="10"/>
+        </w:numPr>
+        <w:spacing w:line="360" w:lineRule="auto"/>
+        <w:jc w:val="both"/>
+        <w:outlineLvl w:val="1"/>
+        <w:rPr>
+          <w:rFonts w:ascii="Times New Roman" w:hAnsi="Times New Roman" w:cs="Times New Roman"/>
+          <w:sz w:val="24"/>
+          <w:szCs w:val="24"/>
+        </w:rPr>
+      </w:pPr>
+      <w:r>
+        <w:rPr>
+          <w:rFonts w:ascii="Times New Roman" w:hAnsi="Times New Roman" w:cs="Times New Roman"/>
+          <w:sz w:val="24"/>
+          <w:szCs w:val="24"/>
+        </w:rPr>
+        <w:t>Plan Freemium:</w:t>
+      </w:r>
+    </w:p>
+    <w:p>
+      <w:pPr>
+        <w:pStyle w:val="Prrafodelista"/>
+        <w:numPr>
+          <w:ilvl w:val="3"/>
+          <w:numId w:val="10"/>
+        </w:numPr>
+        <w:spacing w:line="360" w:lineRule="auto"/>
+        <w:jc w:val="both"/>
+        <w:outlineLvl w:val="1"/>
+        <w:rPr>
+          <w:rFonts w:ascii="Times New Roman" w:hAnsi="Times New Roman" w:cs="Times New Roman"/>
+          <w:sz w:val="24"/>
+          <w:szCs w:val="24"/>
+        </w:rPr>
+      </w:pPr>
+      <w:r>
+        <w:rPr>
+          <w:rFonts w:ascii="Times New Roman" w:hAnsi="Times New Roman" w:cs="Times New Roman"/>
+          <w:sz w:val="24"/>
+          <w:szCs w:val="24"/>
+        </w:rPr>
+        <w:t>Versión gratuita con funcionalidades básicas.</w:t>
+      </w:r>
+    </w:p>
+    <w:p>
+      <w:pPr>
+        <w:pStyle w:val="Prrafodelista"/>
+        <w:numPr>
+          <w:ilvl w:val="3"/>
+          <w:numId w:val="10"/>
+        </w:numPr>
+        <w:spacing w:line="360" w:lineRule="auto"/>
+        <w:jc w:val="both"/>
+        <w:outlineLvl w:val="1"/>
+        <w:rPr>
+          <w:rFonts w:ascii="Times New Roman" w:hAnsi="Times New Roman" w:cs="Times New Roman"/>
+          <w:sz w:val="24"/>
+          <w:szCs w:val="24"/>
+        </w:rPr>
+      </w:pPr>
+      <w:r>
+        <w:rPr>
+          <w:rFonts w:ascii="Times New Roman" w:hAnsi="Times New Roman" w:cs="Times New Roman"/>
+          <w:sz w:val="24"/>
+          <w:szCs w:val="24"/>
+        </w:rPr>
+        <w:t>Versión premium con acceso a mayor funcionalidad y soporte.</w:t>
+      </w:r>
+    </w:p>
+    <w:p>
+      <w:pPr>
+        <w:pStyle w:val="Prrafodelista"/>
+        <w:numPr>
+          <w:ilvl w:val="2"/>
+          <w:numId w:val="10"/>
+        </w:numPr>
+        <w:spacing w:line="360" w:lineRule="auto"/>
+        <w:jc w:val="both"/>
+        <w:outlineLvl w:val="1"/>
+        <w:rPr>
+          <w:rFonts w:ascii="Times New Roman" w:hAnsi="Times New Roman" w:cs="Times New Roman"/>
+          <w:sz w:val="24"/>
+          <w:szCs w:val="24"/>
+        </w:rPr>
+      </w:pPr>
+      <w:r>
+        <w:rPr>
+          <w:rFonts w:ascii="Times New Roman" w:hAnsi="Times New Roman" w:cs="Times New Roman"/>
+          <w:sz w:val="24"/>
+          <w:szCs w:val="24"/>
+        </w:rPr>
+        <w:t>Donaciones.</w:t>
+      </w:r>
+    </w:p>
+    <w:p>
+      <w:pPr>
+        <w:pStyle w:val="Prrafodelista"/>
+        <w:numPr>
+          <w:ilvl w:val="2"/>
+          <w:numId w:val="10"/>
+        </w:numPr>
+        <w:spacing w:line="360" w:lineRule="auto"/>
+        <w:jc w:val="both"/>
+        <w:outlineLvl w:val="1"/>
+        <w:rPr>
+          <w:rFonts w:ascii="Times New Roman" w:hAnsi="Times New Roman" w:cs="Times New Roman"/>
+          <w:sz w:val="24"/>
+          <w:szCs w:val="24"/>
+        </w:rPr>
+      </w:pPr>
+      <w:r>
+        <w:rPr>
+          <w:rFonts w:ascii="Times New Roman" w:hAnsi="Times New Roman" w:cs="Times New Roman"/>
+          <w:sz w:val="24"/>
+          <w:szCs w:val="24"/>
+        </w:rPr>
+        <w:t>Venta de módulos específicos.</w:t>
+      </w:r>
+    </w:p>
+    <w:p>
+      <w:pPr>
+        <w:spacing w:line="360" w:lineRule="auto"/>
+        <w:jc w:val="both"/>
+        <w:outlineLvl w:val="1"/>
         <w:rPr>
           <w:rFonts w:ascii="Times New Roman" w:hAnsi="Times New Roman" w:cs="Times New Roman"/>
           <w:sz w:val="24"/>
@@ -8966,7 +10346,25 @@
           <w:sz w:val="24"/>
           <w:szCs w:val="24"/>
         </w:rPr>
-        <w:t>Comandos personalizados accesibles desde la interfaz de Discord (por ejemplo, !ayuda, !stats).</w:t>
+        <w:t>Comandos personalizados accesibles desde la interfaz de Discord (</w:t>
+      </w:r>
+      <w:proofErr w:type="gramStart"/>
+      <w:r>
+        <w:rPr>
+          <w:rFonts w:ascii="Times New Roman" w:hAnsi="Times New Roman" w:cs="Times New Roman"/>
+          <w:sz w:val="24"/>
+          <w:szCs w:val="24"/>
+        </w:rPr>
+        <w:t>por ejemplo, !</w:t>
+      </w:r>
+      <w:proofErr w:type="gramEnd"/>
+      <w:r>
+        <w:rPr>
+          <w:rFonts w:ascii="Times New Roman" w:hAnsi="Times New Roman" w:cs="Times New Roman"/>
+          <w:sz w:val="24"/>
+          <w:szCs w:val="24"/>
+        </w:rPr>
+        <w:t>ayuda, !stats).</w:t>
       </w:r>
     </w:p>
     <w:p>
@@ -10464,6 +11862,484 @@
       <w:pPr>
         <w:pStyle w:val="Prrafodelista"/>
         <w:numPr>
+          <w:ilvl w:val="1"/>
+          <w:numId w:val="4"/>
+        </w:numPr>
+        <w:spacing w:line="360" w:lineRule="auto"/>
+        <w:jc w:val="both"/>
+        <w:outlineLvl w:val="1"/>
+        <w:rPr>
+          <w:rFonts w:ascii="Times New Roman" w:hAnsi="Times New Roman" w:cs="Times New Roman"/>
+          <w:sz w:val="24"/>
+          <w:szCs w:val="24"/>
+        </w:rPr>
+      </w:pPr>
+      <w:r>
+        <w:rPr>
+          <w:rFonts w:ascii="Times New Roman" w:hAnsi="Times New Roman" w:cs="Times New Roman"/>
+          <w:sz w:val="24"/>
+          <w:szCs w:val="24"/>
+        </w:rPr>
+        <w:t>El modelo E/R surge de la necesidad de almacenar los usuarios, su experiencia(la cantidad de interacciones que tienen en el servidor) y las penalizaciones aplicadas a los mismos.</w:t>
+      </w:r>
+    </w:p>
+    <w:p>
+      <w:pPr>
+        <w:pStyle w:val="Prrafodelista"/>
+        <w:numPr>
+          <w:ilvl w:val="1"/>
+          <w:numId w:val="4"/>
+        </w:numPr>
+        <w:spacing w:line="360" w:lineRule="auto"/>
+        <w:jc w:val="both"/>
+        <w:outlineLvl w:val="1"/>
+        <w:rPr>
+          <w:rFonts w:ascii="Times New Roman" w:hAnsi="Times New Roman" w:cs="Times New Roman"/>
+          <w:sz w:val="24"/>
+          <w:szCs w:val="24"/>
+        </w:rPr>
+      </w:pPr>
+      <w:r>
+        <w:rPr>
+          <w:rFonts w:ascii="Times New Roman" w:hAnsi="Times New Roman" w:cs="Times New Roman"/>
+          <w:sz w:val="24"/>
+          <w:szCs w:val="24"/>
+        </w:rPr>
+        <w:t>Las entidades del modelo son:</w:t>
+      </w:r>
+    </w:p>
+    <w:p>
+      <w:pPr>
+        <w:pStyle w:val="Prrafodelista"/>
+        <w:numPr>
+          <w:ilvl w:val="2"/>
+          <w:numId w:val="4"/>
+        </w:numPr>
+        <w:spacing w:line="360" w:lineRule="auto"/>
+        <w:jc w:val="both"/>
+        <w:outlineLvl w:val="1"/>
+        <w:rPr>
+          <w:rFonts w:ascii="Times New Roman" w:hAnsi="Times New Roman" w:cs="Times New Roman"/>
+          <w:sz w:val="24"/>
+          <w:szCs w:val="24"/>
+        </w:rPr>
+      </w:pPr>
+      <w:r>
+        <w:rPr>
+          <w:rFonts w:ascii="Times New Roman" w:hAnsi="Times New Roman" w:cs="Times New Roman"/>
+          <w:sz w:val="24"/>
+          <w:szCs w:val="24"/>
+        </w:rPr>
+        <w:t>Usuario(</w:t>
+      </w:r>
+      <w:proofErr w:type="spellStart"/>
+      <w:r>
+        <w:rPr>
+          <w:rFonts w:ascii="Times New Roman" w:hAnsi="Times New Roman" w:cs="Times New Roman"/>
+          <w:sz w:val="24"/>
+          <w:szCs w:val="24"/>
+        </w:rPr>
+        <w:t>id_usuario</w:t>
+      </w:r>
+      <w:proofErr w:type="spellEnd"/>
+      <w:r>
+        <w:rPr>
+          <w:rFonts w:ascii="Times New Roman" w:hAnsi="Times New Roman" w:cs="Times New Roman"/>
+          <w:sz w:val="24"/>
+          <w:szCs w:val="24"/>
+        </w:rPr>
+        <w:t xml:space="preserve">, </w:t>
+      </w:r>
+      <w:proofErr w:type="spellStart"/>
+      <w:r>
+        <w:rPr>
+          <w:rFonts w:ascii="Times New Roman" w:hAnsi="Times New Roman" w:cs="Times New Roman"/>
+          <w:sz w:val="24"/>
+          <w:szCs w:val="24"/>
+        </w:rPr>
+        <w:t>tipo_usuario</w:t>
+      </w:r>
+      <w:proofErr w:type="spellEnd"/>
+      <w:r>
+        <w:rPr>
+          <w:rFonts w:ascii="Times New Roman" w:hAnsi="Times New Roman" w:cs="Times New Roman"/>
+          <w:sz w:val="24"/>
+          <w:szCs w:val="24"/>
+        </w:rPr>
+        <w:t>)</w:t>
+      </w:r>
+    </w:p>
+    <w:p>
+      <w:pPr>
+        <w:pStyle w:val="Prrafodelista"/>
+        <w:numPr>
+          <w:ilvl w:val="2"/>
+          <w:numId w:val="4"/>
+        </w:numPr>
+        <w:spacing w:line="360" w:lineRule="auto"/>
+        <w:jc w:val="both"/>
+        <w:outlineLvl w:val="1"/>
+        <w:rPr>
+          <w:rFonts w:ascii="Times New Roman" w:hAnsi="Times New Roman" w:cs="Times New Roman"/>
+          <w:sz w:val="24"/>
+          <w:szCs w:val="24"/>
+        </w:rPr>
+      </w:pPr>
+      <w:r>
+        <w:rPr>
+          <w:rFonts w:ascii="Times New Roman" w:hAnsi="Times New Roman" w:cs="Times New Roman"/>
+          <w:sz w:val="24"/>
+          <w:szCs w:val="24"/>
+        </w:rPr>
+        <w:t>Experiencia(</w:t>
+      </w:r>
+      <w:proofErr w:type="spellStart"/>
+      <w:r>
+        <w:rPr>
+          <w:rFonts w:ascii="Times New Roman" w:hAnsi="Times New Roman" w:cs="Times New Roman"/>
+          <w:sz w:val="24"/>
+          <w:szCs w:val="24"/>
+        </w:rPr>
+        <w:t>id_experiencia</w:t>
+      </w:r>
+      <w:proofErr w:type="spellEnd"/>
+      <w:r>
+        <w:rPr>
+          <w:rFonts w:ascii="Times New Roman" w:hAnsi="Times New Roman" w:cs="Times New Roman"/>
+          <w:sz w:val="24"/>
+          <w:szCs w:val="24"/>
+        </w:rPr>
+        <w:t xml:space="preserve">, </w:t>
+      </w:r>
+      <w:proofErr w:type="spellStart"/>
+      <w:r>
+        <w:rPr>
+          <w:rFonts w:ascii="Times New Roman" w:hAnsi="Times New Roman" w:cs="Times New Roman"/>
+          <w:sz w:val="24"/>
+          <w:szCs w:val="24"/>
+        </w:rPr>
+        <w:t>id_usuario</w:t>
+      </w:r>
+      <w:proofErr w:type="spellEnd"/>
+      <w:r>
+        <w:rPr>
+          <w:rFonts w:ascii="Times New Roman" w:hAnsi="Times New Roman" w:cs="Times New Roman"/>
+          <w:sz w:val="24"/>
+          <w:szCs w:val="24"/>
+        </w:rPr>
+        <w:t xml:space="preserve">, nivel, </w:t>
+      </w:r>
+      <w:proofErr w:type="spellStart"/>
+      <w:r>
+        <w:rPr>
+          <w:rFonts w:ascii="Times New Roman" w:hAnsi="Times New Roman" w:cs="Times New Roman"/>
+          <w:sz w:val="24"/>
+          <w:szCs w:val="24"/>
+        </w:rPr>
+        <w:t>puntos_xp</w:t>
+      </w:r>
+      <w:proofErr w:type="spellEnd"/>
+      <w:r>
+        <w:rPr>
+          <w:rFonts w:ascii="Times New Roman" w:hAnsi="Times New Roman" w:cs="Times New Roman"/>
+          <w:sz w:val="24"/>
+          <w:szCs w:val="24"/>
+        </w:rPr>
+        <w:t>)</w:t>
+      </w:r>
+    </w:p>
+    <w:p>
+      <w:pPr>
+        <w:pStyle w:val="Prrafodelista"/>
+        <w:numPr>
+          <w:ilvl w:val="2"/>
+          <w:numId w:val="4"/>
+        </w:numPr>
+        <w:spacing w:line="360" w:lineRule="auto"/>
+        <w:jc w:val="both"/>
+        <w:outlineLvl w:val="1"/>
+        <w:rPr>
+          <w:rFonts w:ascii="Times New Roman" w:hAnsi="Times New Roman" w:cs="Times New Roman"/>
+          <w:sz w:val="24"/>
+          <w:szCs w:val="24"/>
+        </w:rPr>
+      </w:pPr>
+      <w:r>
+        <w:rPr>
+          <w:rFonts w:ascii="Times New Roman" w:hAnsi="Times New Roman" w:cs="Times New Roman"/>
+          <w:sz w:val="24"/>
+          <w:szCs w:val="24"/>
+        </w:rPr>
+        <w:t>Penalización(</w:t>
+      </w:r>
+      <w:proofErr w:type="spellStart"/>
+      <w:r>
+        <w:rPr>
+          <w:rFonts w:ascii="Times New Roman" w:hAnsi="Times New Roman" w:cs="Times New Roman"/>
+          <w:sz w:val="24"/>
+          <w:szCs w:val="24"/>
+        </w:rPr>
+        <w:t>id_penalizacion</w:t>
+      </w:r>
+      <w:proofErr w:type="spellEnd"/>
+      <w:r>
+        <w:rPr>
+          <w:rFonts w:ascii="Times New Roman" w:hAnsi="Times New Roman" w:cs="Times New Roman"/>
+          <w:sz w:val="24"/>
+          <w:szCs w:val="24"/>
+        </w:rPr>
+        <w:t xml:space="preserve">, </w:t>
+      </w:r>
+      <w:proofErr w:type="spellStart"/>
+      <w:r>
+        <w:rPr>
+          <w:rFonts w:ascii="Times New Roman" w:hAnsi="Times New Roman" w:cs="Times New Roman"/>
+          <w:sz w:val="24"/>
+          <w:szCs w:val="24"/>
+        </w:rPr>
+        <w:t>id_usuario</w:t>
+      </w:r>
+      <w:proofErr w:type="spellEnd"/>
+      <w:r>
+        <w:rPr>
+          <w:rFonts w:ascii="Times New Roman" w:hAnsi="Times New Roman" w:cs="Times New Roman"/>
+          <w:sz w:val="24"/>
+          <w:szCs w:val="24"/>
+        </w:rPr>
+        <w:t xml:space="preserve">, </w:t>
+      </w:r>
+      <w:proofErr w:type="spellStart"/>
+      <w:r>
+        <w:rPr>
+          <w:rFonts w:ascii="Times New Roman" w:hAnsi="Times New Roman" w:cs="Times New Roman"/>
+          <w:sz w:val="24"/>
+          <w:szCs w:val="24"/>
+        </w:rPr>
+        <w:t>id_admin_mod</w:t>
+      </w:r>
+      <w:proofErr w:type="spellEnd"/>
+      <w:r>
+        <w:rPr>
+          <w:rFonts w:ascii="Times New Roman" w:hAnsi="Times New Roman" w:cs="Times New Roman"/>
+          <w:sz w:val="24"/>
+          <w:szCs w:val="24"/>
+        </w:rPr>
+        <w:t>, tipo, fecha, razón, duración)</w:t>
+      </w:r>
+    </w:p>
+    <w:p>
+      <w:pPr>
+        <w:pStyle w:val="Prrafodelista"/>
+        <w:numPr>
+          <w:ilvl w:val="1"/>
+          <w:numId w:val="4"/>
+        </w:numPr>
+        <w:spacing w:line="360" w:lineRule="auto"/>
+        <w:jc w:val="both"/>
+        <w:outlineLvl w:val="1"/>
+        <w:rPr>
+          <w:rFonts w:ascii="Times New Roman" w:hAnsi="Times New Roman" w:cs="Times New Roman"/>
+          <w:sz w:val="24"/>
+          <w:szCs w:val="24"/>
+        </w:rPr>
+      </w:pPr>
+      <w:r>
+        <w:rPr>
+          <w:rFonts w:ascii="Times New Roman" w:hAnsi="Times New Roman" w:cs="Times New Roman"/>
+          <w:sz w:val="24"/>
+          <w:szCs w:val="24"/>
+        </w:rPr>
+        <w:t>Relaciones:</w:t>
+      </w:r>
+    </w:p>
+    <w:p>
+      <w:pPr>
+        <w:pStyle w:val="Prrafodelista"/>
+        <w:numPr>
+          <w:ilvl w:val="2"/>
+          <w:numId w:val="4"/>
+        </w:numPr>
+        <w:spacing w:line="360" w:lineRule="auto"/>
+        <w:jc w:val="both"/>
+        <w:outlineLvl w:val="1"/>
+        <w:rPr>
+          <w:rFonts w:ascii="Times New Roman" w:hAnsi="Times New Roman" w:cs="Times New Roman"/>
+          <w:sz w:val="24"/>
+          <w:szCs w:val="24"/>
+        </w:rPr>
+      </w:pPr>
+      <w:r>
+        <w:rPr>
+          <w:rFonts w:ascii="Times New Roman" w:hAnsi="Times New Roman" w:cs="Times New Roman"/>
+          <w:sz w:val="24"/>
+          <w:szCs w:val="24"/>
+        </w:rPr>
+        <w:t>Usuario</w:t>
+      </w:r>
+      <w:r>
+        <w:rPr>
+          <w:rFonts w:ascii="Times New Roman" w:hAnsi="Times New Roman" w:cs="Times New Roman"/>
+          <w:sz w:val="24"/>
+          <w:szCs w:val="24"/>
+        </w:rPr>
+        <w:t xml:space="preserve"> con Experiencia (1 a 1).</w:t>
+      </w:r>
+    </w:p>
+    <w:p>
+      <w:pPr>
+        <w:pStyle w:val="Prrafodelista"/>
+        <w:numPr>
+          <w:ilvl w:val="2"/>
+          <w:numId w:val="4"/>
+        </w:numPr>
+        <w:spacing w:line="360" w:lineRule="auto"/>
+        <w:jc w:val="both"/>
+        <w:outlineLvl w:val="1"/>
+        <w:rPr>
+          <w:rFonts w:ascii="Times New Roman" w:hAnsi="Times New Roman" w:cs="Times New Roman"/>
+          <w:sz w:val="24"/>
+          <w:szCs w:val="24"/>
+        </w:rPr>
+      </w:pPr>
+      <w:r>
+        <w:rPr>
+          <w:rFonts w:ascii="Times New Roman" w:hAnsi="Times New Roman" w:cs="Times New Roman"/>
+          <w:sz w:val="24"/>
+          <w:szCs w:val="24"/>
+        </w:rPr>
+        <w:t>Usuario</w:t>
+      </w:r>
+      <w:r>
+        <w:rPr>
+          <w:rFonts w:ascii="Times New Roman" w:hAnsi="Times New Roman" w:cs="Times New Roman"/>
+          <w:sz w:val="24"/>
+          <w:szCs w:val="24"/>
+        </w:rPr>
+        <w:t xml:space="preserve"> con Penalizaciones (1 a muchos, un usuario puede tener varias penalizaciones).</w:t>
+      </w:r>
+    </w:p>
+    <w:p>
+      <w:pPr>
+        <w:pStyle w:val="Prrafodelista"/>
+        <w:numPr>
+          <w:ilvl w:val="2"/>
+          <w:numId w:val="4"/>
+        </w:numPr>
+        <w:spacing w:line="360" w:lineRule="auto"/>
+        <w:jc w:val="both"/>
+        <w:outlineLvl w:val="1"/>
+        <w:rPr>
+          <w:rFonts w:ascii="Times New Roman" w:hAnsi="Times New Roman" w:cs="Times New Roman"/>
+          <w:sz w:val="24"/>
+          <w:szCs w:val="24"/>
+        </w:rPr>
+      </w:pPr>
+      <w:bookmarkStart w:id="20" w:name="_Toc177584901"/>
+      <w:r>
+        <w:rPr>
+          <w:rFonts w:ascii="Times New Roman" w:hAnsi="Times New Roman" w:cs="Times New Roman"/>
+          <w:sz w:val="24"/>
+          <w:szCs w:val="24"/>
+        </w:rPr>
+        <w:t xml:space="preserve">Experiencia </w:t>
+      </w:r>
+      <w:r>
+        <w:rPr>
+          <w:rFonts w:ascii="Times New Roman" w:hAnsi="Times New Roman" w:cs="Times New Roman"/>
+          <w:sz w:val="24"/>
+          <w:szCs w:val="24"/>
+        </w:rPr>
+        <w:t>con Usuario (1 a 1).</w:t>
+      </w:r>
+    </w:p>
+    <w:p>
+      <w:pPr>
+        <w:pStyle w:val="Prrafodelista"/>
+        <w:numPr>
+          <w:ilvl w:val="2"/>
+          <w:numId w:val="4"/>
+        </w:numPr>
+        <w:spacing w:line="360" w:lineRule="auto"/>
+        <w:jc w:val="both"/>
+        <w:outlineLvl w:val="1"/>
+        <w:rPr>
+          <w:rFonts w:ascii="Times New Roman" w:hAnsi="Times New Roman" w:cs="Times New Roman"/>
+          <w:sz w:val="24"/>
+          <w:szCs w:val="24"/>
+        </w:rPr>
+      </w:pPr>
+      <w:r>
+        <w:rPr>
+          <w:rFonts w:ascii="Times New Roman" w:hAnsi="Times New Roman" w:cs="Times New Roman"/>
+          <w:sz w:val="24"/>
+          <w:szCs w:val="24"/>
+        </w:rPr>
+        <w:t xml:space="preserve">Penalización con </w:t>
+      </w:r>
+      <w:r>
+        <w:rPr>
+          <w:rFonts w:ascii="Times New Roman" w:hAnsi="Times New Roman" w:cs="Times New Roman"/>
+          <w:sz w:val="24"/>
+          <w:szCs w:val="24"/>
+        </w:rPr>
+        <w:t>Usuario (1 usuario puede recibir varias penalizaciones).</w:t>
+      </w:r>
+    </w:p>
+    <w:p>
+      <w:pPr>
+        <w:pStyle w:val="Prrafodelista"/>
+        <w:numPr>
+          <w:ilvl w:val="2"/>
+          <w:numId w:val="4"/>
+        </w:numPr>
+        <w:spacing w:line="360" w:lineRule="auto"/>
+        <w:jc w:val="both"/>
+        <w:outlineLvl w:val="1"/>
+        <w:rPr>
+          <w:rFonts w:ascii="Times New Roman" w:hAnsi="Times New Roman" w:cs="Times New Roman"/>
+          <w:sz w:val="24"/>
+          <w:szCs w:val="24"/>
+        </w:rPr>
+      </w:pPr>
+      <w:r>
+        <w:rPr>
+          <w:rFonts w:ascii="Times New Roman" w:hAnsi="Times New Roman" w:cs="Times New Roman"/>
+          <w:sz w:val="24"/>
+          <w:szCs w:val="24"/>
+        </w:rPr>
+        <w:t>Penalización c</w:t>
+      </w:r>
+      <w:r>
+        <w:rPr>
+          <w:rFonts w:ascii="Times New Roman" w:hAnsi="Times New Roman" w:cs="Times New Roman"/>
+          <w:sz w:val="24"/>
+          <w:szCs w:val="24"/>
+        </w:rPr>
+        <w:t xml:space="preserve">on Usuario (como </w:t>
+      </w:r>
+      <w:proofErr w:type="spellStart"/>
+      <w:r>
+        <w:rPr>
+          <w:rFonts w:ascii="Times New Roman" w:hAnsi="Times New Roman" w:cs="Times New Roman"/>
+          <w:sz w:val="24"/>
+          <w:szCs w:val="24"/>
+        </w:rPr>
+        <w:t>id_admin_mod</w:t>
+      </w:r>
+      <w:proofErr w:type="spellEnd"/>
+      <w:r>
+        <w:rPr>
+          <w:rFonts w:ascii="Times New Roman" w:hAnsi="Times New Roman" w:cs="Times New Roman"/>
+          <w:sz w:val="24"/>
+          <w:szCs w:val="24"/>
+        </w:rPr>
+        <w:t>, indica quién aplicó la sanción).</w:t>
+      </w:r>
+    </w:p>
+    <w:p>
+      <w:pPr>
+        <w:pStyle w:val="Prrafodelista"/>
+        <w:numPr>
           <w:ilvl w:val="0"/>
           <w:numId w:val="4"/>
         </w:numPr>
@@ -10476,7 +12352,6 @@
           <w:szCs w:val="24"/>
         </w:rPr>
       </w:pPr>
-      <w:bookmarkStart w:id="20" w:name="_Toc177584901"/>
       <w:r>
         <w:rPr>
           <w:rFonts w:ascii="Times New Roman" w:hAnsi="Times New Roman" w:cs="Times New Roman"/>
@@ -10486,6 +12361,68 @@
         <w:t>Plasmar el modelo E/R</w:t>
       </w:r>
       <w:bookmarkEnd w:id="20"/>
+    </w:p>
+    <w:p>
+      <w:pPr>
+        <w:pStyle w:val="Prrafodelista"/>
+        <w:spacing w:line="360" w:lineRule="auto"/>
+        <w:jc w:val="both"/>
+        <w:outlineLvl w:val="1"/>
+        <w:rPr>
+          <w:rFonts w:ascii="Times New Roman" w:hAnsi="Times New Roman" w:cs="Times New Roman"/>
+          <w:sz w:val="24"/>
+          <w:szCs w:val="24"/>
+        </w:rPr>
+      </w:pPr>
+      <w:r>
+        <w:rPr>
+          <w:rFonts w:ascii="Times New Roman" w:hAnsi="Times New Roman" w:cs="Times New Roman"/>
+          <w:sz w:val="24"/>
+          <w:szCs w:val="24"/>
+        </w:rPr>
+        <w:drawing>
+          <wp:inline distT="0" distB="0" distL="0" distR="0" wp14:anchorId="0019DB79" wp14:editId="73A9AD57">
+            <wp:extent cx="3765977" cy="2757653"/>
+            <wp:effectExtent l="0" t="0" r="6350" b="5080"/>
+            <wp:docPr id="2132798163" name="Imagen 1" descr="Diagrama&#10;&#10;El contenido generado por IA puede ser incorrecto."/>
+            <wp:cNvGraphicFramePr>
+              <a:graphicFrameLocks xmlns:a="http://schemas.openxmlformats.org/drawingml/2006/main" noChangeAspect="1"/>
+            </wp:cNvGraphicFramePr>
+            <a:graphic xmlns:a="http://schemas.openxmlformats.org/drawingml/2006/main">
+              <a:graphicData uri="http://schemas.openxmlformats.org/drawingml/2006/picture">
+                <pic:pic xmlns:pic="http://schemas.openxmlformats.org/drawingml/2006/picture">
+                  <pic:nvPicPr>
+                    <pic:cNvPr id="2132798163" name="Imagen 1" descr="Diagrama&#10;&#10;El contenido generado por IA puede ser incorrecto."/>
+                    <pic:cNvPicPr/>
+                  </pic:nvPicPr>
+                  <pic:blipFill rotWithShape="1">
+                    <a:blip r:embed="rId10"/>
+                    <a:srcRect l="8995" t="12067" r="17479" b="14559"/>
+                    <a:stretch/>
+                  </pic:blipFill>
+                  <pic:spPr bwMode="auto">
+                    <a:xfrm>
+                      <a:off x="0" y="0"/>
+                      <a:ext cx="3772611" cy="2762511"/>
+                    </a:xfrm>
+                    <a:prstGeom prst="rect">
+                      <a:avLst/>
+                    </a:prstGeom>
+                    <a:ln>
+                      <a:noFill/>
+                    </a:ln>
+                    <a:extLst>
+                      <a:ext uri="{53640926-AAD7-44D8-BBD7-CCE9431645EC}">
+                        <a14:shadowObscured xmlns:a14="http://schemas.microsoft.com/office/drawing/2010/main"/>
+                      </a:ext>
+                    </a:extLst>
+                  </pic:spPr>
+                </pic:pic>
+              </a:graphicData>
+            </a:graphic>
+          </wp:inline>
+        </w:drawing>
+      </w:r>
     </w:p>
     <w:p>
       <w:pPr>
@@ -10510,9 +12447,775 @@
           <w:sz w:val="24"/>
           <w:szCs w:val="24"/>
         </w:rPr>
+        <w:lastRenderedPageBreak/>
         <w:t>Explicar el origen de los atributos</w:t>
       </w:r>
       <w:bookmarkEnd w:id="21"/>
+    </w:p>
+    <w:p>
+      <w:pPr>
+        <w:pStyle w:val="Prrafodelista"/>
+        <w:numPr>
+          <w:ilvl w:val="1"/>
+          <w:numId w:val="4"/>
+        </w:numPr>
+        <w:spacing w:line="360" w:lineRule="auto"/>
+        <w:jc w:val="both"/>
+        <w:outlineLvl w:val="1"/>
+        <w:rPr>
+          <w:rFonts w:ascii="Times New Roman" w:hAnsi="Times New Roman" w:cs="Times New Roman"/>
+          <w:sz w:val="24"/>
+          <w:szCs w:val="24"/>
+        </w:rPr>
+      </w:pPr>
+      <w:r>
+        <w:rPr>
+          <w:rFonts w:ascii="Times New Roman" w:hAnsi="Times New Roman" w:cs="Times New Roman"/>
+          <w:sz w:val="24"/>
+          <w:szCs w:val="24"/>
+        </w:rPr>
+        <w:t>USUARIO</w:t>
+      </w:r>
+    </w:p>
+    <w:p>
+      <w:pPr>
+        <w:pStyle w:val="Prrafodelista"/>
+        <w:numPr>
+          <w:ilvl w:val="1"/>
+          <w:numId w:val="4"/>
+        </w:numPr>
+        <w:spacing w:line="360" w:lineRule="auto"/>
+        <w:jc w:val="both"/>
+        <w:outlineLvl w:val="1"/>
+        <w:rPr>
+          <w:rFonts w:ascii="Times New Roman" w:hAnsi="Times New Roman" w:cs="Times New Roman"/>
+          <w:sz w:val="24"/>
+          <w:szCs w:val="24"/>
+        </w:rPr>
+      </w:pPr>
+      <w:r>
+        <w:rPr>
+          <w:rFonts w:ascii="Times New Roman" w:hAnsi="Times New Roman" w:cs="Times New Roman"/>
+          <w:sz w:val="24"/>
+          <w:szCs w:val="24"/>
+        </w:rPr>
+        <w:t xml:space="preserve">Esta entidad representa a los usuarios del </w:t>
+      </w:r>
+      <w:proofErr w:type="spellStart"/>
+      <w:r>
+        <w:rPr>
+          <w:rFonts w:ascii="Times New Roman" w:hAnsi="Times New Roman" w:cs="Times New Roman"/>
+          <w:sz w:val="24"/>
+          <w:szCs w:val="24"/>
+        </w:rPr>
+        <w:t>bot</w:t>
+      </w:r>
+      <w:proofErr w:type="spellEnd"/>
+      <w:r>
+        <w:rPr>
+          <w:rFonts w:ascii="Times New Roman" w:hAnsi="Times New Roman" w:cs="Times New Roman"/>
+          <w:sz w:val="24"/>
+          <w:szCs w:val="24"/>
+        </w:rPr>
+        <w:t xml:space="preserve"> de Discord y contiene los siguientes atributos:</w:t>
+      </w:r>
+    </w:p>
+    <w:p>
+      <w:pPr>
+        <w:pStyle w:val="Prrafodelista"/>
+        <w:numPr>
+          <w:ilvl w:val="2"/>
+          <w:numId w:val="4"/>
+        </w:numPr>
+        <w:spacing w:line="360" w:lineRule="auto"/>
+        <w:jc w:val="both"/>
+        <w:outlineLvl w:val="1"/>
+        <w:rPr>
+          <w:rFonts w:ascii="Times New Roman" w:hAnsi="Times New Roman" w:cs="Times New Roman"/>
+          <w:sz w:val="24"/>
+          <w:szCs w:val="24"/>
+        </w:rPr>
+      </w:pPr>
+      <w:proofErr w:type="spellStart"/>
+      <w:r>
+        <w:rPr>
+          <w:rFonts w:ascii="Times New Roman" w:hAnsi="Times New Roman" w:cs="Times New Roman"/>
+          <w:sz w:val="24"/>
+          <w:szCs w:val="24"/>
+        </w:rPr>
+        <w:t>id_usuario</w:t>
+      </w:r>
+      <w:proofErr w:type="spellEnd"/>
+      <w:r>
+        <w:rPr>
+          <w:rFonts w:ascii="Times New Roman" w:hAnsi="Times New Roman" w:cs="Times New Roman"/>
+          <w:sz w:val="24"/>
+          <w:szCs w:val="24"/>
+        </w:rPr>
+        <w:t xml:space="preserve"> (PK)</w:t>
+      </w:r>
+      <w:r>
+        <w:rPr>
+          <w:rFonts w:ascii="Times New Roman" w:hAnsi="Times New Roman" w:cs="Times New Roman"/>
+          <w:sz w:val="24"/>
+          <w:szCs w:val="24"/>
+        </w:rPr>
+        <w:t xml:space="preserve">: </w:t>
+      </w:r>
+      <w:r>
+        <w:rPr>
+          <w:rFonts w:ascii="Times New Roman" w:hAnsi="Times New Roman" w:cs="Times New Roman"/>
+          <w:sz w:val="24"/>
+          <w:szCs w:val="24"/>
+        </w:rPr>
+        <w:t>Identificador único para cada usuario en la base de datos.</w:t>
+      </w:r>
+    </w:p>
+    <w:p>
+      <w:pPr>
+        <w:pStyle w:val="Prrafodelista"/>
+        <w:numPr>
+          <w:ilvl w:val="3"/>
+          <w:numId w:val="4"/>
+        </w:numPr>
+        <w:spacing w:line="360" w:lineRule="auto"/>
+        <w:jc w:val="both"/>
+        <w:outlineLvl w:val="1"/>
+        <w:rPr>
+          <w:rFonts w:ascii="Times New Roman" w:hAnsi="Times New Roman" w:cs="Times New Roman"/>
+          <w:sz w:val="24"/>
+          <w:szCs w:val="24"/>
+        </w:rPr>
+      </w:pPr>
+      <w:r>
+        <w:rPr>
+          <w:rFonts w:ascii="Times New Roman" w:hAnsi="Times New Roman" w:cs="Times New Roman"/>
+          <w:sz w:val="24"/>
+          <w:szCs w:val="24"/>
+        </w:rPr>
+        <w:t>Se usa en todas las relaciones para identificar a un usuario de forma única.</w:t>
+      </w:r>
+    </w:p>
+    <w:p>
+      <w:pPr>
+        <w:pStyle w:val="Prrafodelista"/>
+        <w:numPr>
+          <w:ilvl w:val="2"/>
+          <w:numId w:val="4"/>
+        </w:numPr>
+        <w:spacing w:line="360" w:lineRule="auto"/>
+        <w:jc w:val="both"/>
+        <w:outlineLvl w:val="1"/>
+        <w:rPr>
+          <w:rFonts w:ascii="Times New Roman" w:hAnsi="Times New Roman" w:cs="Times New Roman"/>
+          <w:sz w:val="24"/>
+          <w:szCs w:val="24"/>
+        </w:rPr>
+      </w:pPr>
+      <w:r>
+        <w:rPr>
+          <w:rFonts w:ascii="Times New Roman" w:hAnsi="Times New Roman" w:cs="Times New Roman"/>
+          <w:sz w:val="24"/>
+          <w:szCs w:val="24"/>
+        </w:rPr>
+        <w:t>n</w:t>
+      </w:r>
+      <w:r>
+        <w:rPr>
+          <w:rFonts w:ascii="Times New Roman" w:hAnsi="Times New Roman" w:cs="Times New Roman"/>
+          <w:sz w:val="24"/>
+          <w:szCs w:val="24"/>
+        </w:rPr>
+        <w:t>ombre</w:t>
+      </w:r>
+      <w:r>
+        <w:rPr>
+          <w:rFonts w:ascii="Times New Roman" w:hAnsi="Times New Roman" w:cs="Times New Roman"/>
+          <w:sz w:val="24"/>
+          <w:szCs w:val="24"/>
+        </w:rPr>
+        <w:t xml:space="preserve">: </w:t>
+      </w:r>
+      <w:r>
+        <w:rPr>
+          <w:rFonts w:ascii="Times New Roman" w:hAnsi="Times New Roman" w:cs="Times New Roman"/>
+          <w:sz w:val="24"/>
+          <w:szCs w:val="24"/>
+        </w:rPr>
+        <w:t>Nombre del usuario en Discord.</w:t>
+      </w:r>
+    </w:p>
+    <w:p>
+      <w:pPr>
+        <w:pStyle w:val="Prrafodelista"/>
+        <w:numPr>
+          <w:ilvl w:val="3"/>
+          <w:numId w:val="4"/>
+        </w:numPr>
+        <w:spacing w:line="360" w:lineRule="auto"/>
+        <w:jc w:val="both"/>
+        <w:outlineLvl w:val="1"/>
+        <w:rPr>
+          <w:rFonts w:ascii="Times New Roman" w:hAnsi="Times New Roman" w:cs="Times New Roman"/>
+          <w:sz w:val="24"/>
+          <w:szCs w:val="24"/>
+        </w:rPr>
+      </w:pPr>
+      <w:r>
+        <w:rPr>
+          <w:rFonts w:ascii="Times New Roman" w:hAnsi="Times New Roman" w:cs="Times New Roman"/>
+          <w:sz w:val="24"/>
+          <w:szCs w:val="24"/>
+        </w:rPr>
+        <w:t>Permite identificar a los usuarios de manera más amigable.</w:t>
+      </w:r>
+    </w:p>
+    <w:p>
+      <w:pPr>
+        <w:pStyle w:val="Prrafodelista"/>
+        <w:numPr>
+          <w:ilvl w:val="2"/>
+          <w:numId w:val="4"/>
+        </w:numPr>
+        <w:spacing w:line="360" w:lineRule="auto"/>
+        <w:jc w:val="both"/>
+        <w:outlineLvl w:val="1"/>
+        <w:rPr>
+          <w:rFonts w:ascii="Times New Roman" w:hAnsi="Times New Roman" w:cs="Times New Roman"/>
+          <w:sz w:val="24"/>
+          <w:szCs w:val="24"/>
+        </w:rPr>
+      </w:pPr>
+      <w:proofErr w:type="spellStart"/>
+      <w:r>
+        <w:rPr>
+          <w:rFonts w:ascii="Times New Roman" w:hAnsi="Times New Roman" w:cs="Times New Roman"/>
+          <w:sz w:val="24"/>
+          <w:szCs w:val="24"/>
+        </w:rPr>
+        <w:t>discord_id</w:t>
+      </w:r>
+      <w:proofErr w:type="spellEnd"/>
+      <w:r>
+        <w:rPr>
+          <w:rFonts w:ascii="Times New Roman" w:hAnsi="Times New Roman" w:cs="Times New Roman"/>
+          <w:sz w:val="24"/>
+          <w:szCs w:val="24"/>
+        </w:rPr>
+        <w:t xml:space="preserve">: </w:t>
+      </w:r>
+      <w:r>
+        <w:rPr>
+          <w:rFonts w:ascii="Times New Roman" w:hAnsi="Times New Roman" w:cs="Times New Roman"/>
+          <w:sz w:val="24"/>
+          <w:szCs w:val="24"/>
+        </w:rPr>
+        <w:t>ID único proporcionado por Discord.</w:t>
+      </w:r>
+    </w:p>
+    <w:p>
+      <w:pPr>
+        <w:pStyle w:val="Prrafodelista"/>
+        <w:numPr>
+          <w:ilvl w:val="3"/>
+          <w:numId w:val="4"/>
+        </w:numPr>
+        <w:spacing w:line="360" w:lineRule="auto"/>
+        <w:jc w:val="both"/>
+        <w:outlineLvl w:val="1"/>
+        <w:rPr>
+          <w:rFonts w:ascii="Times New Roman" w:hAnsi="Times New Roman" w:cs="Times New Roman"/>
+          <w:sz w:val="24"/>
+          <w:szCs w:val="24"/>
+        </w:rPr>
+      </w:pPr>
+      <w:r>
+        <w:rPr>
+          <w:rFonts w:ascii="Times New Roman" w:hAnsi="Times New Roman" w:cs="Times New Roman"/>
+          <w:sz w:val="24"/>
+          <w:szCs w:val="24"/>
+        </w:rPr>
+        <w:t>Es un identificador global que garantiza que el usuario es único en Discord.</w:t>
+      </w:r>
+    </w:p>
+    <w:p>
+      <w:pPr>
+        <w:pStyle w:val="Prrafodelista"/>
+        <w:numPr>
+          <w:ilvl w:val="2"/>
+          <w:numId w:val="4"/>
+        </w:numPr>
+        <w:spacing w:line="360" w:lineRule="auto"/>
+        <w:jc w:val="both"/>
+        <w:outlineLvl w:val="1"/>
+        <w:rPr>
+          <w:rFonts w:ascii="Times New Roman" w:hAnsi="Times New Roman" w:cs="Times New Roman"/>
+          <w:sz w:val="24"/>
+          <w:szCs w:val="24"/>
+        </w:rPr>
+      </w:pPr>
+      <w:r>
+        <w:rPr>
+          <w:rFonts w:ascii="Times New Roman" w:hAnsi="Times New Roman" w:cs="Times New Roman"/>
+          <w:sz w:val="24"/>
+          <w:szCs w:val="24"/>
+        </w:rPr>
+        <w:t>r</w:t>
+      </w:r>
+      <w:r>
+        <w:rPr>
+          <w:rFonts w:ascii="Times New Roman" w:hAnsi="Times New Roman" w:cs="Times New Roman"/>
+          <w:sz w:val="24"/>
+          <w:szCs w:val="24"/>
+        </w:rPr>
+        <w:t>ol</w:t>
+      </w:r>
+      <w:r>
+        <w:rPr>
+          <w:rFonts w:ascii="Times New Roman" w:hAnsi="Times New Roman" w:cs="Times New Roman"/>
+          <w:sz w:val="24"/>
+          <w:szCs w:val="24"/>
+        </w:rPr>
+        <w:t xml:space="preserve">: </w:t>
+      </w:r>
+      <w:r>
+        <w:rPr>
+          <w:rFonts w:ascii="Times New Roman" w:hAnsi="Times New Roman" w:cs="Times New Roman"/>
+          <w:sz w:val="24"/>
+          <w:szCs w:val="24"/>
+        </w:rPr>
+        <w:t xml:space="preserve">Define si el usuario es </w:t>
+      </w:r>
+      <w:proofErr w:type="spellStart"/>
+      <w:r>
+        <w:rPr>
+          <w:rFonts w:ascii="Times New Roman" w:hAnsi="Times New Roman" w:cs="Times New Roman"/>
+          <w:sz w:val="24"/>
+          <w:szCs w:val="24"/>
+        </w:rPr>
+        <w:t>user</w:t>
+      </w:r>
+      <w:proofErr w:type="spellEnd"/>
+      <w:r>
+        <w:rPr>
+          <w:rFonts w:ascii="Times New Roman" w:hAnsi="Times New Roman" w:cs="Times New Roman"/>
+          <w:sz w:val="24"/>
+          <w:szCs w:val="24"/>
+        </w:rPr>
+        <w:t xml:space="preserve">, mod o </w:t>
+      </w:r>
+      <w:proofErr w:type="spellStart"/>
+      <w:r>
+        <w:rPr>
+          <w:rFonts w:ascii="Times New Roman" w:hAnsi="Times New Roman" w:cs="Times New Roman"/>
+          <w:sz w:val="24"/>
+          <w:szCs w:val="24"/>
+        </w:rPr>
+        <w:t>admin</w:t>
+      </w:r>
+      <w:proofErr w:type="spellEnd"/>
+      <w:r>
+        <w:rPr>
+          <w:rFonts w:ascii="Times New Roman" w:hAnsi="Times New Roman" w:cs="Times New Roman"/>
+          <w:sz w:val="24"/>
+          <w:szCs w:val="24"/>
+        </w:rPr>
+        <w:t>.</w:t>
+      </w:r>
+    </w:p>
+    <w:p>
+      <w:pPr>
+        <w:pStyle w:val="Prrafodelista"/>
+        <w:numPr>
+          <w:ilvl w:val="3"/>
+          <w:numId w:val="4"/>
+        </w:numPr>
+        <w:spacing w:line="360" w:lineRule="auto"/>
+        <w:jc w:val="both"/>
+        <w:outlineLvl w:val="1"/>
+        <w:rPr>
+          <w:rFonts w:ascii="Times New Roman" w:hAnsi="Times New Roman" w:cs="Times New Roman"/>
+          <w:sz w:val="24"/>
+          <w:szCs w:val="24"/>
+        </w:rPr>
+      </w:pPr>
+      <w:r>
+        <w:rPr>
+          <w:rFonts w:ascii="Times New Roman" w:hAnsi="Times New Roman" w:cs="Times New Roman"/>
+          <w:sz w:val="24"/>
+          <w:szCs w:val="24"/>
+        </w:rPr>
+        <w:t>Se necesita para determinar qué acciones puede realizar el usuario dentro de la aplicación.</w:t>
+      </w:r>
+    </w:p>
+    <w:p>
+      <w:pPr>
+        <w:pStyle w:val="Prrafodelista"/>
+        <w:numPr>
+          <w:ilvl w:val="1"/>
+          <w:numId w:val="4"/>
+        </w:numPr>
+        <w:spacing w:line="360" w:lineRule="auto"/>
+        <w:jc w:val="both"/>
+        <w:outlineLvl w:val="1"/>
+        <w:rPr>
+          <w:rFonts w:ascii="Times New Roman" w:hAnsi="Times New Roman" w:cs="Times New Roman"/>
+          <w:sz w:val="24"/>
+          <w:szCs w:val="24"/>
+        </w:rPr>
+      </w:pPr>
+      <w:r>
+        <w:rPr>
+          <w:rFonts w:ascii="Times New Roman" w:hAnsi="Times New Roman" w:cs="Times New Roman"/>
+          <w:sz w:val="24"/>
+          <w:szCs w:val="24"/>
+        </w:rPr>
+        <w:t>EXPERIENCIA</w:t>
+      </w:r>
+    </w:p>
+    <w:p>
+      <w:pPr>
+        <w:pStyle w:val="Prrafodelista"/>
+        <w:numPr>
+          <w:ilvl w:val="1"/>
+          <w:numId w:val="4"/>
+        </w:numPr>
+        <w:spacing w:line="360" w:lineRule="auto"/>
+        <w:jc w:val="both"/>
+        <w:outlineLvl w:val="1"/>
+        <w:rPr>
+          <w:rFonts w:ascii="Times New Roman" w:hAnsi="Times New Roman" w:cs="Times New Roman"/>
+          <w:sz w:val="24"/>
+          <w:szCs w:val="24"/>
+        </w:rPr>
+      </w:pPr>
+      <w:r>
+        <w:rPr>
+          <w:rFonts w:ascii="Times New Roman" w:hAnsi="Times New Roman" w:cs="Times New Roman"/>
+          <w:sz w:val="24"/>
+          <w:szCs w:val="24"/>
+        </w:rPr>
+        <w:t>Esta entidad gestiona el sistema de experiencia de los usuarios y tiene los siguientes atributos:</w:t>
+      </w:r>
+    </w:p>
+    <w:p>
+      <w:pPr>
+        <w:pStyle w:val="Prrafodelista"/>
+        <w:numPr>
+          <w:ilvl w:val="1"/>
+          <w:numId w:val="4"/>
+        </w:numPr>
+        <w:spacing w:line="360" w:lineRule="auto"/>
+        <w:jc w:val="both"/>
+        <w:outlineLvl w:val="1"/>
+        <w:rPr>
+          <w:rFonts w:ascii="Times New Roman" w:hAnsi="Times New Roman" w:cs="Times New Roman"/>
+          <w:sz w:val="24"/>
+          <w:szCs w:val="24"/>
+        </w:rPr>
+      </w:pPr>
+      <w:proofErr w:type="spellStart"/>
+      <w:r>
+        <w:rPr>
+          <w:rFonts w:ascii="Times New Roman" w:hAnsi="Times New Roman" w:cs="Times New Roman"/>
+          <w:sz w:val="24"/>
+          <w:szCs w:val="24"/>
+        </w:rPr>
+        <w:t>id_experiencia</w:t>
+      </w:r>
+      <w:proofErr w:type="spellEnd"/>
+      <w:r>
+        <w:rPr>
+          <w:rFonts w:ascii="Times New Roman" w:hAnsi="Times New Roman" w:cs="Times New Roman"/>
+          <w:sz w:val="24"/>
+          <w:szCs w:val="24"/>
+        </w:rPr>
+        <w:t xml:space="preserve"> (PK)</w:t>
+      </w:r>
+      <w:r>
+        <w:rPr>
+          <w:rFonts w:ascii="Times New Roman" w:hAnsi="Times New Roman" w:cs="Times New Roman"/>
+          <w:sz w:val="24"/>
+          <w:szCs w:val="24"/>
+        </w:rPr>
+        <w:t xml:space="preserve">: </w:t>
+      </w:r>
+      <w:r>
+        <w:rPr>
+          <w:rFonts w:ascii="Times New Roman" w:hAnsi="Times New Roman" w:cs="Times New Roman"/>
+          <w:sz w:val="24"/>
+          <w:szCs w:val="24"/>
+        </w:rPr>
+        <w:t>Identificador único de la experiencia de cada usuario.</w:t>
+      </w:r>
+    </w:p>
+    <w:p>
+      <w:pPr>
+        <w:pStyle w:val="Prrafodelista"/>
+        <w:numPr>
+          <w:ilvl w:val="2"/>
+          <w:numId w:val="4"/>
+        </w:numPr>
+        <w:spacing w:line="360" w:lineRule="auto"/>
+        <w:jc w:val="both"/>
+        <w:outlineLvl w:val="1"/>
+        <w:rPr>
+          <w:rFonts w:ascii="Times New Roman" w:hAnsi="Times New Roman" w:cs="Times New Roman"/>
+          <w:sz w:val="24"/>
+          <w:szCs w:val="24"/>
+        </w:rPr>
+      </w:pPr>
+      <w:r>
+        <w:rPr>
+          <w:rFonts w:ascii="Times New Roman" w:hAnsi="Times New Roman" w:cs="Times New Roman"/>
+          <w:sz w:val="24"/>
+          <w:szCs w:val="24"/>
+        </w:rPr>
+        <w:t>Evita duplicidad y permite extender los datos si se necesita más información en el futuro.</w:t>
+      </w:r>
+    </w:p>
+    <w:p>
+      <w:pPr>
+        <w:pStyle w:val="Prrafodelista"/>
+        <w:numPr>
+          <w:ilvl w:val="1"/>
+          <w:numId w:val="4"/>
+        </w:numPr>
+        <w:spacing w:line="360" w:lineRule="auto"/>
+        <w:jc w:val="both"/>
+        <w:outlineLvl w:val="1"/>
+        <w:rPr>
+          <w:rFonts w:ascii="Times New Roman" w:hAnsi="Times New Roman" w:cs="Times New Roman"/>
+          <w:sz w:val="24"/>
+          <w:szCs w:val="24"/>
+        </w:rPr>
+      </w:pPr>
+      <w:proofErr w:type="spellStart"/>
+      <w:r>
+        <w:rPr>
+          <w:rFonts w:ascii="Times New Roman" w:hAnsi="Times New Roman" w:cs="Times New Roman"/>
+          <w:sz w:val="24"/>
+          <w:szCs w:val="24"/>
+        </w:rPr>
+        <w:t>i</w:t>
+      </w:r>
+      <w:r>
+        <w:rPr>
+          <w:rFonts w:ascii="Times New Roman" w:hAnsi="Times New Roman" w:cs="Times New Roman"/>
+          <w:sz w:val="24"/>
+          <w:szCs w:val="24"/>
+        </w:rPr>
+        <w:t>d_usuario</w:t>
+      </w:r>
+      <w:proofErr w:type="spellEnd"/>
+      <w:r>
+        <w:rPr>
+          <w:rFonts w:ascii="Times New Roman" w:hAnsi="Times New Roman" w:cs="Times New Roman"/>
+          <w:sz w:val="24"/>
+          <w:szCs w:val="24"/>
+        </w:rPr>
+        <w:t xml:space="preserve"> (FK)</w:t>
+      </w:r>
+      <w:r>
+        <w:rPr>
+          <w:rFonts w:ascii="Times New Roman" w:hAnsi="Times New Roman" w:cs="Times New Roman"/>
+          <w:sz w:val="24"/>
+          <w:szCs w:val="24"/>
+        </w:rPr>
+        <w:t xml:space="preserve">: </w:t>
+      </w:r>
+      <w:r>
+        <w:rPr>
+          <w:rFonts w:ascii="Times New Roman" w:hAnsi="Times New Roman" w:cs="Times New Roman"/>
+          <w:sz w:val="24"/>
+          <w:szCs w:val="24"/>
+        </w:rPr>
+        <w:t>Relaciona la experiencia con un usuario específico.</w:t>
+      </w:r>
+    </w:p>
+    <w:p>
+      <w:pPr>
+        <w:pStyle w:val="Prrafodelista"/>
+        <w:numPr>
+          <w:ilvl w:val="2"/>
+          <w:numId w:val="4"/>
+        </w:numPr>
+        <w:spacing w:line="360" w:lineRule="auto"/>
+        <w:jc w:val="both"/>
+        <w:outlineLvl w:val="1"/>
+        <w:rPr>
+          <w:rFonts w:ascii="Times New Roman" w:hAnsi="Times New Roman" w:cs="Times New Roman"/>
+          <w:sz w:val="24"/>
+          <w:szCs w:val="24"/>
+        </w:rPr>
+      </w:pPr>
+      <w:r>
+        <w:rPr>
+          <w:rFonts w:ascii="Times New Roman" w:hAnsi="Times New Roman" w:cs="Times New Roman"/>
+          <w:sz w:val="24"/>
+          <w:szCs w:val="24"/>
+        </w:rPr>
+        <w:t>Garantiza que cada usuario tenga su propio registro de experiencia.</w:t>
+      </w:r>
+    </w:p>
+    <w:p>
+      <w:pPr>
+        <w:pStyle w:val="Prrafodelista"/>
+        <w:numPr>
+          <w:ilvl w:val="1"/>
+          <w:numId w:val="4"/>
+        </w:numPr>
+        <w:spacing w:line="360" w:lineRule="auto"/>
+        <w:jc w:val="both"/>
+        <w:outlineLvl w:val="1"/>
+        <w:rPr>
+          <w:rFonts w:ascii="Times New Roman" w:hAnsi="Times New Roman" w:cs="Times New Roman"/>
+          <w:sz w:val="24"/>
+          <w:szCs w:val="24"/>
+        </w:rPr>
+      </w:pPr>
+      <w:r>
+        <w:rPr>
+          <w:rFonts w:ascii="Times New Roman" w:hAnsi="Times New Roman" w:cs="Times New Roman"/>
+          <w:sz w:val="24"/>
+          <w:szCs w:val="24"/>
+        </w:rPr>
+        <w:t>n</w:t>
+      </w:r>
+      <w:r>
+        <w:rPr>
+          <w:rFonts w:ascii="Times New Roman" w:hAnsi="Times New Roman" w:cs="Times New Roman"/>
+          <w:sz w:val="24"/>
+          <w:szCs w:val="24"/>
+        </w:rPr>
+        <w:t>ivel</w:t>
+      </w:r>
+      <w:r>
+        <w:rPr>
+          <w:rFonts w:ascii="Times New Roman" w:hAnsi="Times New Roman" w:cs="Times New Roman"/>
+          <w:sz w:val="24"/>
+          <w:szCs w:val="24"/>
+        </w:rPr>
+        <w:t xml:space="preserve">: </w:t>
+      </w:r>
+      <w:r>
+        <w:rPr>
+          <w:rFonts w:ascii="Times New Roman" w:hAnsi="Times New Roman" w:cs="Times New Roman"/>
+          <w:sz w:val="24"/>
+          <w:szCs w:val="24"/>
+        </w:rPr>
+        <w:t>Nivel del usuario basado en su experiencia.</w:t>
+      </w:r>
+    </w:p>
+    <w:p>
+      <w:pPr>
+        <w:pStyle w:val="Prrafodelista"/>
+        <w:numPr>
+          <w:ilvl w:val="2"/>
+          <w:numId w:val="4"/>
+        </w:numPr>
+        <w:spacing w:line="360" w:lineRule="auto"/>
+        <w:jc w:val="both"/>
+        <w:outlineLvl w:val="1"/>
+        <w:rPr>
+          <w:rFonts w:ascii="Times New Roman" w:hAnsi="Times New Roman" w:cs="Times New Roman"/>
+          <w:sz w:val="24"/>
+          <w:szCs w:val="24"/>
+        </w:rPr>
+      </w:pPr>
+      <w:r>
+        <w:rPr>
+          <w:rFonts w:ascii="Times New Roman" w:hAnsi="Times New Roman" w:cs="Times New Roman"/>
+          <w:sz w:val="24"/>
+          <w:szCs w:val="24"/>
+        </w:rPr>
+        <w:t>Se usa para calcular progresión y recompensas.</w:t>
+      </w:r>
+    </w:p>
+    <w:p>
+      <w:pPr>
+        <w:pStyle w:val="Prrafodelista"/>
+        <w:numPr>
+          <w:ilvl w:val="1"/>
+          <w:numId w:val="4"/>
+        </w:numPr>
+        <w:spacing w:line="360" w:lineRule="auto"/>
+        <w:jc w:val="both"/>
+        <w:outlineLvl w:val="1"/>
+        <w:rPr>
+          <w:rFonts w:ascii="Times New Roman" w:hAnsi="Times New Roman" w:cs="Times New Roman"/>
+          <w:sz w:val="24"/>
+          <w:szCs w:val="24"/>
+        </w:rPr>
+      </w:pPr>
+      <w:proofErr w:type="spellStart"/>
+      <w:r>
+        <w:rPr>
+          <w:rFonts w:ascii="Times New Roman" w:hAnsi="Times New Roman" w:cs="Times New Roman"/>
+          <w:sz w:val="24"/>
+          <w:szCs w:val="24"/>
+        </w:rPr>
+        <w:t>puntos_xp</w:t>
+      </w:r>
+      <w:proofErr w:type="spellEnd"/>
+      <w:r>
+        <w:rPr>
+          <w:rFonts w:ascii="Times New Roman" w:hAnsi="Times New Roman" w:cs="Times New Roman"/>
+          <w:sz w:val="24"/>
+          <w:szCs w:val="24"/>
+        </w:rPr>
+        <w:t xml:space="preserve">: </w:t>
+      </w:r>
+      <w:r>
+        <w:rPr>
+          <w:rFonts w:ascii="Times New Roman" w:hAnsi="Times New Roman" w:cs="Times New Roman"/>
+          <w:sz w:val="24"/>
+          <w:szCs w:val="24"/>
+        </w:rPr>
+        <w:t>Puntos de experiencia acumulados por el usuario.</w:t>
+      </w:r>
+    </w:p>
+    <w:p>
+      <w:pPr>
+        <w:pStyle w:val="Prrafodelista"/>
+        <w:numPr>
+          <w:ilvl w:val="2"/>
+          <w:numId w:val="4"/>
+        </w:numPr>
+        <w:spacing w:line="360" w:lineRule="auto"/>
+        <w:jc w:val="both"/>
+        <w:outlineLvl w:val="1"/>
+        <w:rPr>
+          <w:rFonts w:ascii="Times New Roman" w:hAnsi="Times New Roman" w:cs="Times New Roman"/>
+          <w:sz w:val="24"/>
+          <w:szCs w:val="24"/>
+        </w:rPr>
+      </w:pPr>
+      <w:r>
+        <w:rPr>
+          <w:rFonts w:ascii="Times New Roman" w:hAnsi="Times New Roman" w:cs="Times New Roman"/>
+          <w:sz w:val="24"/>
+          <w:szCs w:val="24"/>
+        </w:rPr>
+        <w:t>Determina el avance del usuario en el sistema de niveles.</w:t>
+      </w:r>
+    </w:p>
+    <w:p>
+      <w:pPr>
+        <w:rPr>
+          <w:rFonts w:ascii="Times New Roman" w:hAnsi="Times New Roman" w:cs="Times New Roman"/>
+          <w:sz w:val="24"/>
+          <w:szCs w:val="24"/>
+        </w:rPr>
+      </w:pPr>
+      <w:r>
+        <w:rPr>
+          <w:rFonts w:ascii="Times New Roman" w:hAnsi="Times New Roman" w:cs="Times New Roman"/>
+          <w:sz w:val="24"/>
+          <w:szCs w:val="24"/>
+        </w:rPr>
+        <w:br w:type="page"/>
+      </w:r>
     </w:p>
     <w:p>
       <w:pPr>
@@ -10530,43 +13233,79 @@
           <w:szCs w:val="24"/>
         </w:rPr>
       </w:pPr>
-      <w:bookmarkStart w:id="22" w:name="_Toc177584903"/>
-      <w:r>
-        <w:rPr>
-          <w:rFonts w:ascii="Times New Roman" w:hAnsi="Times New Roman" w:cs="Times New Roman"/>
-          <w:sz w:val="24"/>
-          <w:szCs w:val="24"/>
-        </w:rPr>
-        <w:t>Explicar por qué se han elegido esas claves primarias.</w:t>
+      <w:bookmarkStart w:id="22" w:name="_Toc177584904"/>
+      <w:r>
+        <w:rPr>
+          <w:rFonts w:ascii="Times New Roman" w:hAnsi="Times New Roman" w:cs="Times New Roman"/>
+          <w:sz w:val="24"/>
+          <w:szCs w:val="24"/>
+        </w:rPr>
+        <w:lastRenderedPageBreak/>
+        <w:t>Modelo Relacional</w:t>
       </w:r>
       <w:bookmarkEnd w:id="22"/>
     </w:p>
     <w:p>
       <w:pPr>
         <w:pStyle w:val="Prrafodelista"/>
-        <w:numPr>
-          <w:ilvl w:val="0"/>
-          <w:numId w:val="4"/>
-        </w:numPr>
-        <w:spacing w:line="360" w:lineRule="auto"/>
-        <w:jc w:val="both"/>
-        <w:outlineLvl w:val="1"/>
-        <w:rPr>
-          <w:rFonts w:ascii="Times New Roman" w:hAnsi="Times New Roman" w:cs="Times New Roman"/>
-          <w:sz w:val="24"/>
-          <w:szCs w:val="24"/>
-        </w:rPr>
-      </w:pPr>
-      <w:bookmarkStart w:id="23" w:name="_Toc177584904"/>
-      <w:r>
-        <w:rPr>
-          <w:rFonts w:ascii="Times New Roman" w:hAnsi="Times New Roman" w:cs="Times New Roman"/>
-          <w:sz w:val="24"/>
-          <w:szCs w:val="24"/>
-        </w:rPr>
-        <w:t>Modelo Relacional</w:t>
-      </w:r>
-      <w:bookmarkEnd w:id="23"/>
+        <w:spacing w:line="360" w:lineRule="auto"/>
+        <w:jc w:val="both"/>
+        <w:outlineLvl w:val="1"/>
+        <w:rPr>
+          <w:rFonts w:ascii="Times New Roman" w:hAnsi="Times New Roman" w:cs="Times New Roman"/>
+          <w:sz w:val="24"/>
+          <w:szCs w:val="24"/>
+        </w:rPr>
+      </w:pPr>
+      <w:r>
+        <w:rPr>
+          <w:rFonts w:ascii="Times New Roman" w:hAnsi="Times New Roman" w:cs="Times New Roman"/>
+          <w:sz w:val="24"/>
+          <w:szCs w:val="24"/>
+        </w:rPr>
+        <w:drawing>
+          <wp:inline distT="0" distB="0" distL="0" distR="0" wp14:anchorId="3E933D27" wp14:editId="2A03CF1A">
+            <wp:extent cx="5376545" cy="4257447"/>
+            <wp:effectExtent l="0" t="0" r="0" b="0"/>
+            <wp:docPr id="917841336" name="Imagen 1" descr="Imagen de la pantalla de un video juego&#10;&#10;El contenido generado por IA puede ser incorrecto."/>
+            <wp:cNvGraphicFramePr>
+              <a:graphicFrameLocks xmlns:a="http://schemas.openxmlformats.org/drawingml/2006/main" noChangeAspect="1"/>
+            </wp:cNvGraphicFramePr>
+            <a:graphic xmlns:a="http://schemas.openxmlformats.org/drawingml/2006/main">
+              <a:graphicData uri="http://schemas.openxmlformats.org/drawingml/2006/picture">
+                <pic:pic xmlns:pic="http://schemas.openxmlformats.org/drawingml/2006/picture">
+                  <pic:nvPicPr>
+                    <pic:cNvPr id="917841336" name="Imagen 1" descr="Imagen de la pantalla de un video juego&#10;&#10;El contenido generado por IA puede ser incorrecto."/>
+                    <pic:cNvPicPr/>
+                  </pic:nvPicPr>
+                  <pic:blipFill rotWithShape="1">
+                    <a:blip r:embed="rId11"/>
+                    <a:srcRect t="9371" r="6181" b="5405"/>
+                    <a:stretch/>
+                  </pic:blipFill>
+                  <pic:spPr bwMode="auto">
+                    <a:xfrm>
+                      <a:off x="0" y="0"/>
+                      <a:ext cx="5377215" cy="4257978"/>
+                    </a:xfrm>
+                    <a:prstGeom prst="rect">
+                      <a:avLst/>
+                    </a:prstGeom>
+                    <a:ln>
+                      <a:noFill/>
+                    </a:ln>
+                    <a:extLst>
+                      <a:ext uri="{53640926-AAD7-44D8-BBD7-CCE9431645EC}">
+                        <a14:shadowObscured xmlns:a14="http://schemas.microsoft.com/office/drawing/2010/main"/>
+                      </a:ext>
+                    </a:extLst>
+                  </pic:spPr>
+                </pic:pic>
+              </a:graphicData>
+            </a:graphic>
+          </wp:inline>
+        </w:drawing>
+      </w:r>
     </w:p>
     <w:p>
       <w:pPr>
@@ -10581,7 +13320,7 @@
           <w:szCs w:val="28"/>
         </w:rPr>
       </w:pPr>
-      <w:bookmarkStart w:id="24" w:name="_Toc177584905"/>
+      <w:bookmarkStart w:id="23" w:name="_Toc177584905"/>
       <w:r>
         <w:rPr>
           <w:rFonts w:ascii="Times New Roman" w:hAnsi="Times New Roman" w:cs="Times New Roman"/>
@@ -10602,7 +13341,7 @@
         </w:rPr>
         <w:t>. Diagrama de procesos</w:t>
       </w:r>
-      <w:bookmarkEnd w:id="24"/>
+      <w:bookmarkEnd w:id="23"/>
       <w:r>
         <w:rPr>
           <w:rFonts w:ascii="Times New Roman" w:hAnsi="Times New Roman" w:cs="Times New Roman"/>
@@ -10630,7 +13369,7 @@
           <w:szCs w:val="24"/>
         </w:rPr>
       </w:pPr>
-      <w:bookmarkStart w:id="25" w:name="_Toc177584906"/>
+      <w:bookmarkStart w:id="24" w:name="_Toc177584906"/>
       <w:r>
         <w:rPr>
           <w:rFonts w:ascii="Times New Roman" w:hAnsi="Times New Roman" w:cs="Times New Roman"/>
@@ -10639,7 +13378,7 @@
         </w:rPr>
         <w:t>Casos de Uso</w:t>
       </w:r>
-      <w:bookmarkEnd w:id="25"/>
+      <w:bookmarkEnd w:id="24"/>
     </w:p>
     <w:p>
       <w:pPr>
@@ -10657,7 +13396,7 @@
           <w:szCs w:val="24"/>
         </w:rPr>
       </w:pPr>
-      <w:bookmarkStart w:id="26" w:name="_Toc177584907"/>
+      <w:bookmarkStart w:id="25" w:name="_Toc177584907"/>
       <w:r>
         <w:rPr>
           <w:rFonts w:ascii="Times New Roman" w:hAnsi="Times New Roman" w:cs="Times New Roman"/>
@@ -10666,7 +13405,7 @@
         </w:rPr>
         <w:t>Diagrama de clases</w:t>
       </w:r>
-      <w:bookmarkEnd w:id="26"/>
+      <w:bookmarkEnd w:id="25"/>
     </w:p>
     <w:p>
       <w:pPr>
@@ -10681,7 +13420,7 @@
           <w:szCs w:val="28"/>
         </w:rPr>
       </w:pPr>
-      <w:bookmarkStart w:id="27" w:name="_Toc177584908"/>
+      <w:bookmarkStart w:id="26" w:name="_Toc177584908"/>
       <w:r>
         <w:rPr>
           <w:rFonts w:ascii="Times New Roman" w:hAnsi="Times New Roman" w:cs="Times New Roman"/>
@@ -10702,7 +13441,7 @@
         </w:rPr>
         <w:t>. Diseño Interfaz</w:t>
       </w:r>
-      <w:bookmarkEnd w:id="27"/>
+      <w:bookmarkEnd w:id="26"/>
       <w:r>
         <w:rPr>
           <w:rFonts w:ascii="Times New Roman" w:hAnsi="Times New Roman" w:cs="Times New Roman"/>
@@ -10730,7 +13469,7 @@
           <w:szCs w:val="24"/>
         </w:rPr>
       </w:pPr>
-      <w:bookmarkStart w:id="28" w:name="_Toc177584909"/>
+      <w:bookmarkStart w:id="27" w:name="_Toc177584909"/>
       <w:r>
         <w:rPr>
           <w:rFonts w:ascii="Times New Roman" w:hAnsi="Times New Roman" w:cs="Times New Roman"/>
@@ -10739,7 +13478,7 @@
         </w:rPr>
         <w:t>Diagramación y prototipado del diseño gráfico de la interfaz</w:t>
       </w:r>
-      <w:bookmarkEnd w:id="28"/>
+      <w:bookmarkEnd w:id="27"/>
       <w:r>
         <w:rPr>
           <w:rFonts w:ascii="Times New Roman" w:hAnsi="Times New Roman" w:cs="Times New Roman"/>
@@ -10765,6 +13504,7 @@
         <w:rPr>
           <w:noProof/>
         </w:rPr>
+        <w:lastRenderedPageBreak/>
         <w:drawing>
           <wp:inline distT="0" distB="0" distL="0" distR="0" wp14:anchorId="1748AB25" wp14:editId="59DA66C2">
             <wp:extent cx="5400040" cy="2494280"/>
@@ -10781,7 +13521,7 @@
                     <pic:cNvPicPr/>
                   </pic:nvPicPr>
                   <pic:blipFill>
-                    <a:blip r:embed="rId9"/>
+                    <a:blip r:embed="rId12"/>
                     <a:stretch>
                       <a:fillRect/>
                     </a:stretch>
@@ -10821,7 +13561,6 @@
           <w:sz w:val="24"/>
           <w:szCs w:val="24"/>
         </w:rPr>
-        <w:lastRenderedPageBreak/>
         <w:drawing>
           <wp:inline distT="0" distB="0" distL="0" distR="0" wp14:anchorId="7DC70CFF" wp14:editId="3E1E84F0">
             <wp:extent cx="5731510" cy="3437890"/>
@@ -10838,7 +13577,7 @@
                     <pic:cNvPicPr/>
                   </pic:nvPicPr>
                   <pic:blipFill>
-                    <a:blip r:embed="rId10"/>
+                    <a:blip r:embed="rId13"/>
                     <a:stretch>
                       <a:fillRect/>
                     </a:stretch>
@@ -10892,7 +13631,7 @@
           <w:szCs w:val="24"/>
         </w:rPr>
       </w:pPr>
-      <w:bookmarkStart w:id="29" w:name="_Toc177584910"/>
+      <w:bookmarkStart w:id="28" w:name="_Toc177584910"/>
       <w:r>
         <w:rPr>
           <w:rFonts w:ascii="Times New Roman" w:hAnsi="Times New Roman" w:cs="Times New Roman"/>
@@ -10902,7 +13641,7 @@
         <w:lastRenderedPageBreak/>
         <w:t xml:space="preserve">Guías de </w:t>
       </w:r>
-      <w:bookmarkEnd w:id="29"/>
+      <w:bookmarkEnd w:id="28"/>
       <w:r>
         <w:rPr>
           <w:rFonts w:ascii="Times New Roman" w:hAnsi="Times New Roman" w:cs="Times New Roman"/>
@@ -10986,7 +13725,7 @@
                     </pic:cNvPicPr>
                   </pic:nvPicPr>
                   <pic:blipFill>
-                    <a:blip r:embed="rId11">
+                    <a:blip r:embed="rId14">
                       <a:extLst>
                         <a:ext uri="{28A0092B-C50C-407E-A947-70E740481C1C}">
                           <a14:useLocalDpi xmlns:a14="http://schemas.microsoft.com/office/drawing/2010/main" val="0"/>
@@ -11051,7 +13790,7 @@
           <w:szCs w:val="24"/>
         </w:rPr>
       </w:pPr>
-      <w:bookmarkStart w:id="30" w:name="_Toc177584911"/>
+      <w:bookmarkStart w:id="29" w:name="_Toc177584911"/>
       <w:r>
         <w:rPr>
           <w:rFonts w:ascii="Times New Roman" w:hAnsi="Times New Roman" w:cs="Times New Roman"/>
@@ -11061,7 +13800,7 @@
         <w:lastRenderedPageBreak/>
         <w:t>Mapa de navegación</w:t>
       </w:r>
-      <w:bookmarkEnd w:id="30"/>
+      <w:bookmarkEnd w:id="29"/>
     </w:p>
     <w:p>
       <w:pPr>
@@ -11076,7 +13815,7 @@
           <w:szCs w:val="28"/>
         </w:rPr>
       </w:pPr>
-      <w:bookmarkStart w:id="31" w:name="_Toc177584912"/>
+      <w:bookmarkStart w:id="30" w:name="_Toc177584912"/>
       <w:r>
         <w:rPr>
           <w:rFonts w:ascii="Times New Roman" w:hAnsi="Times New Roman" w:cs="Times New Roman"/>
@@ -11107,7 +13846,7 @@
         </w:rPr>
         <w:t xml:space="preserve"> Pruebas</w:t>
       </w:r>
-      <w:bookmarkEnd w:id="31"/>
+      <w:bookmarkEnd w:id="30"/>
       <w:r>
         <w:rPr>
           <w:rFonts w:ascii="Times New Roman" w:hAnsi="Times New Roman" w:cs="Times New Roman"/>
@@ -11145,7 +13884,7 @@
           <w:szCs w:val="24"/>
         </w:rPr>
       </w:pPr>
-      <w:bookmarkStart w:id="32" w:name="_Toc177584913"/>
+      <w:bookmarkStart w:id="31" w:name="_Toc177584913"/>
       <w:r>
         <w:rPr>
           <w:rFonts w:ascii="Times New Roman" w:hAnsi="Times New Roman" w:cs="Times New Roman"/>
@@ -11154,7 +13893,7 @@
         </w:rPr>
         <w:t>Pruebas unitarias</w:t>
       </w:r>
-      <w:bookmarkEnd w:id="32"/>
+      <w:bookmarkEnd w:id="31"/>
     </w:p>
     <w:p>
       <w:pPr>
@@ -11172,7 +13911,7 @@
           <w:szCs w:val="24"/>
         </w:rPr>
       </w:pPr>
-      <w:bookmarkStart w:id="33" w:name="_Toc177584914"/>
+      <w:bookmarkStart w:id="32" w:name="_Toc177584914"/>
       <w:r>
         <w:rPr>
           <w:rFonts w:ascii="Times New Roman" w:hAnsi="Times New Roman" w:cs="Times New Roman"/>
@@ -11181,7 +13920,7 @@
         </w:rPr>
         <w:t>Pruebas de integridad</w:t>
       </w:r>
-      <w:bookmarkEnd w:id="33"/>
+      <w:bookmarkEnd w:id="32"/>
     </w:p>
     <w:p>
       <w:pPr>
@@ -11196,7 +13935,7 @@
           <w:szCs w:val="28"/>
         </w:rPr>
       </w:pPr>
-      <w:bookmarkStart w:id="34" w:name="_Toc177584915"/>
+      <w:bookmarkStart w:id="33" w:name="_Toc177584915"/>
       <w:r>
         <w:rPr>
           <w:rFonts w:ascii="Times New Roman" w:hAnsi="Times New Roman" w:cs="Times New Roman"/>
@@ -11217,7 +13956,7 @@
         </w:rPr>
         <w:t>. Manual de usuario</w:t>
       </w:r>
-      <w:bookmarkEnd w:id="34"/>
+      <w:bookmarkEnd w:id="33"/>
       <w:r>
         <w:rPr>
           <w:rFonts w:ascii="Times New Roman" w:hAnsi="Times New Roman" w:cs="Times New Roman"/>
@@ -11236,8 +13975,9 @@
           <w:sz w:val="28"/>
           <w:szCs w:val="28"/>
         </w:rPr>
-        <w:t xml:space="preserve"> de la gui por temas de pruebas</w:t>
-      </w:r>
+        <w:t xml:space="preserve"> de la </w:t>
+      </w:r>
+      <w:proofErr w:type="spellStart"/>
       <w:r>
         <w:rPr>
           <w:rFonts w:ascii="Times New Roman" w:hAnsi="Times New Roman" w:cs="Times New Roman"/>
@@ -11246,68 +13986,10 @@
           <w:sz w:val="28"/>
           <w:szCs w:val="28"/>
         </w:rPr>
-        <w:t>)</w:t>
-      </w:r>
-    </w:p>
-    <w:p>
-      <w:pPr>
-        <w:pStyle w:val="Prrafodelista"/>
-        <w:numPr>
-          <w:ilvl w:val="0"/>
-          <w:numId w:val="9"/>
-        </w:numPr>
-        <w:spacing w:line="360" w:lineRule="auto"/>
-        <w:jc w:val="both"/>
-        <w:outlineLvl w:val="1"/>
-        <w:rPr>
-          <w:rFonts w:ascii="Times New Roman" w:hAnsi="Times New Roman" w:cs="Times New Roman"/>
-          <w:sz w:val="24"/>
-          <w:szCs w:val="24"/>
-        </w:rPr>
-      </w:pPr>
-      <w:bookmarkStart w:id="35" w:name="_Toc177584916"/>
-      <w:r>
-        <w:rPr>
-          <w:rFonts w:ascii="Times New Roman" w:hAnsi="Times New Roman" w:cs="Times New Roman"/>
-          <w:sz w:val="24"/>
-          <w:szCs w:val="24"/>
-        </w:rPr>
-        <w:t>Manual del cliente</w:t>
-      </w:r>
-      <w:bookmarkEnd w:id="35"/>
-    </w:p>
-    <w:p>
-      <w:pPr>
-        <w:pStyle w:val="Prrafodelista"/>
-        <w:numPr>
-          <w:ilvl w:val="0"/>
-          <w:numId w:val="9"/>
-        </w:numPr>
-        <w:spacing w:line="360" w:lineRule="auto"/>
-        <w:jc w:val="both"/>
-        <w:outlineLvl w:val="1"/>
-        <w:rPr>
-          <w:rFonts w:ascii="Times New Roman" w:hAnsi="Times New Roman" w:cs="Times New Roman"/>
-          <w:sz w:val="24"/>
-          <w:szCs w:val="24"/>
-        </w:rPr>
-      </w:pPr>
-      <w:bookmarkStart w:id="36" w:name="_Toc177584917"/>
-      <w:r>
-        <w:rPr>
-          <w:rFonts w:ascii="Times New Roman" w:hAnsi="Times New Roman" w:cs="Times New Roman"/>
-          <w:sz w:val="24"/>
-          <w:szCs w:val="24"/>
-        </w:rPr>
-        <w:t>Manual de instalación y despliegue</w:t>
-      </w:r>
-      <w:bookmarkEnd w:id="36"/>
-    </w:p>
-    <w:p>
-      <w:pPr>
-        <w:pStyle w:val="Ttulo1"/>
-        <w:spacing w:line="360" w:lineRule="auto"/>
-        <w:jc w:val="both"/>
+        <w:t>gui</w:t>
+      </w:r>
+      <w:proofErr w:type="spellEnd"/>
+      <w:r>
         <w:rPr>
           <w:rFonts w:ascii="Times New Roman" w:hAnsi="Times New Roman" w:cs="Times New Roman"/>
           <w:b/>
@@ -11315,8 +13997,8 @@
           <w:sz w:val="28"/>
           <w:szCs w:val="28"/>
         </w:rPr>
-      </w:pPr>
-      <w:bookmarkStart w:id="37" w:name="_Toc177584918"/>
+        <w:t xml:space="preserve"> por temas de pruebas</w:t>
+      </w:r>
       <w:r>
         <w:rPr>
           <w:rFonts w:ascii="Times New Roman" w:hAnsi="Times New Roman" w:cs="Times New Roman"/>
@@ -11325,9 +14007,62 @@
           <w:sz w:val="28"/>
           <w:szCs w:val="28"/>
         </w:rPr>
-        <w:t>10. CONCLUSIONES</w:t>
-      </w:r>
-      <w:bookmarkEnd w:id="37"/>
+        <w:t>)</w:t>
+      </w:r>
+    </w:p>
+    <w:p>
+      <w:pPr>
+        <w:pStyle w:val="Prrafodelista"/>
+        <w:numPr>
+          <w:ilvl w:val="0"/>
+          <w:numId w:val="9"/>
+        </w:numPr>
+        <w:spacing w:line="360" w:lineRule="auto"/>
+        <w:jc w:val="both"/>
+        <w:outlineLvl w:val="1"/>
+        <w:rPr>
+          <w:rFonts w:ascii="Times New Roman" w:hAnsi="Times New Roman" w:cs="Times New Roman"/>
+          <w:sz w:val="24"/>
+          <w:szCs w:val="24"/>
+        </w:rPr>
+      </w:pPr>
+      <w:bookmarkStart w:id="34" w:name="_Toc177584916"/>
+      <w:r>
+        <w:rPr>
+          <w:rFonts w:ascii="Times New Roman" w:hAnsi="Times New Roman" w:cs="Times New Roman"/>
+          <w:sz w:val="24"/>
+          <w:szCs w:val="24"/>
+        </w:rPr>
+        <w:t>Manual del cliente</w:t>
+      </w:r>
+      <w:bookmarkEnd w:id="34"/>
+    </w:p>
+    <w:p>
+      <w:pPr>
+        <w:pStyle w:val="Prrafodelista"/>
+        <w:numPr>
+          <w:ilvl w:val="0"/>
+          <w:numId w:val="9"/>
+        </w:numPr>
+        <w:spacing w:line="360" w:lineRule="auto"/>
+        <w:jc w:val="both"/>
+        <w:outlineLvl w:val="1"/>
+        <w:rPr>
+          <w:rFonts w:ascii="Times New Roman" w:hAnsi="Times New Roman" w:cs="Times New Roman"/>
+          <w:sz w:val="24"/>
+          <w:szCs w:val="24"/>
+        </w:rPr>
+      </w:pPr>
+      <w:bookmarkStart w:id="35" w:name="_Toc177584917"/>
+      <w:r>
+        <w:rPr>
+          <w:rFonts w:ascii="Times New Roman" w:hAnsi="Times New Roman" w:cs="Times New Roman"/>
+          <w:sz w:val="24"/>
+          <w:szCs w:val="24"/>
+        </w:rPr>
+        <w:t>Manual de instalación y despliegue</w:t>
+      </w:r>
+      <w:bookmarkEnd w:id="35"/>
     </w:p>
     <w:p>
       <w:pPr>
@@ -11342,7 +14077,7 @@
           <w:szCs w:val="28"/>
         </w:rPr>
       </w:pPr>
-      <w:bookmarkStart w:id="38" w:name="_Toc177584919"/>
+      <w:bookmarkStart w:id="36" w:name="_Toc177584918"/>
       <w:r>
         <w:rPr>
           <w:rFonts w:ascii="Times New Roman" w:hAnsi="Times New Roman" w:cs="Times New Roman"/>
@@ -11351,9 +14086,15 @@
           <w:sz w:val="28"/>
           <w:szCs w:val="28"/>
         </w:rPr>
-        <w:t>1</w:t>
-      </w:r>
-      <w:r>
+        <w:t>10. CONCLUSIONES</w:t>
+      </w:r>
+      <w:bookmarkEnd w:id="36"/>
+    </w:p>
+    <w:p>
+      <w:pPr>
+        <w:pStyle w:val="Ttulo1"/>
+        <w:spacing w:line="360" w:lineRule="auto"/>
+        <w:jc w:val="both"/>
         <w:rPr>
           <w:rFonts w:ascii="Times New Roman" w:hAnsi="Times New Roman" w:cs="Times New Roman"/>
           <w:b/>
@@ -11361,8 +14102,8 @@
           <w:sz w:val="28"/>
           <w:szCs w:val="28"/>
         </w:rPr>
-        <w:t>1</w:t>
-      </w:r>
+      </w:pPr>
+      <w:bookmarkStart w:id="37" w:name="_Toc177584919"/>
       <w:r>
         <w:rPr>
           <w:rFonts w:ascii="Times New Roman" w:hAnsi="Times New Roman" w:cs="Times New Roman"/>
@@ -11371,9 +14112,29 @@
           <w:sz w:val="28"/>
           <w:szCs w:val="28"/>
         </w:rPr>
+        <w:t>1</w:t>
+      </w:r>
+      <w:r>
+        <w:rPr>
+          <w:rFonts w:ascii="Times New Roman" w:hAnsi="Times New Roman" w:cs="Times New Roman"/>
+          <w:b/>
+          <w:bCs/>
+          <w:sz w:val="28"/>
+          <w:szCs w:val="28"/>
+        </w:rPr>
+        <w:t>1</w:t>
+      </w:r>
+      <w:r>
+        <w:rPr>
+          <w:rFonts w:ascii="Times New Roman" w:hAnsi="Times New Roman" w:cs="Times New Roman"/>
+          <w:b/>
+          <w:bCs/>
+          <w:sz w:val="28"/>
+          <w:szCs w:val="28"/>
+        </w:rPr>
         <w:t>. Anexo</w:t>
       </w:r>
-      <w:bookmarkEnd w:id="38"/>
+      <w:bookmarkEnd w:id="37"/>
     </w:p>
     <w:p>
       <w:pPr>
@@ -11391,7 +14152,7 @@
           <w:szCs w:val="24"/>
         </w:rPr>
       </w:pPr>
-      <w:bookmarkStart w:id="39" w:name="_Toc177584920"/>
+      <w:bookmarkStart w:id="38" w:name="_Toc177584920"/>
       <w:r>
         <w:rPr>
           <w:rFonts w:ascii="Times New Roman" w:hAnsi="Times New Roman" w:cs="Times New Roman"/>
@@ -11400,7 +14161,7 @@
         </w:rPr>
         <w:t>Bibliografía</w:t>
       </w:r>
-      <w:bookmarkEnd w:id="39"/>
+      <w:bookmarkEnd w:id="38"/>
     </w:p>
     <w:p>
       <w:pPr>
@@ -11418,7 +14179,7 @@
           <w:szCs w:val="24"/>
         </w:rPr>
       </w:pPr>
-      <w:bookmarkStart w:id="40" w:name="_Toc177584921"/>
+      <w:bookmarkStart w:id="39" w:name="_Toc177584921"/>
       <w:r>
         <w:rPr>
           <w:rFonts w:ascii="Times New Roman" w:hAnsi="Times New Roman" w:cs="Times New Roman"/>
@@ -11427,7 +14188,7 @@
         </w:rPr>
         <w:t>Referencias a texto y/o web de ayuda</w:t>
       </w:r>
-      <w:bookmarkEnd w:id="40"/>
+      <w:bookmarkEnd w:id="39"/>
     </w:p>
     <w:p>
       <w:pPr>
@@ -11445,7 +14206,7 @@
           <w:szCs w:val="24"/>
         </w:rPr>
       </w:pPr>
-      <w:bookmarkStart w:id="41" w:name="_Toc177584922"/>
+      <w:bookmarkStart w:id="40" w:name="_Toc177584922"/>
       <w:r>
         <w:rPr>
           <w:rFonts w:ascii="Times New Roman" w:hAnsi="Times New Roman" w:cs="Times New Roman"/>
@@ -11454,7 +14215,7 @@
         </w:rPr>
         <w:t>Referencia de imágenes</w:t>
       </w:r>
-      <w:bookmarkEnd w:id="41"/>
+      <w:bookmarkEnd w:id="40"/>
     </w:p>
     <w:p>
       <w:pPr>
@@ -11468,7 +14229,7 @@
       </w:pPr>
     </w:p>
     <w:sectPr>
-      <w:headerReference w:type="default" r:id="rId12"/>
+      <w:headerReference w:type="default" r:id="rId15"/>
       <w:pgSz w:w="11906" w:h="16838"/>
       <w:pgMar w:top="1440" w:right="1440" w:bottom="1440" w:left="1440" w:header="709" w:footer="709" w:gutter="0"/>
       <w:cols w:space="708"/>
@@ -11702,7 +14463,7 @@
         <w:rFonts w:ascii="Symbol" w:hAnsi="Symbol" w:hint="default"/>
       </w:rPr>
     </w:lvl>
-    <w:lvl w:ilvl="1" w:tplc="0C0A0003" w:tentative="1">
+    <w:lvl w:ilvl="1" w:tplc="0C0A0003">
       <w:start w:val="1"/>
       <w:numFmt w:val="bullet"/>
       <w:lvlText w:val="o"/>
@@ -11714,7 +14475,7 @@
         <w:rFonts w:ascii="Courier New" w:hAnsi="Courier New" w:cs="Courier New" w:hint="default"/>
       </w:rPr>
     </w:lvl>
-    <w:lvl w:ilvl="2" w:tplc="0C0A0005" w:tentative="1">
+    <w:lvl w:ilvl="2" w:tplc="0C0A0005">
       <w:start w:val="1"/>
       <w:numFmt w:val="bullet"/>
       <w:lvlText w:val=""/>
@@ -11726,7 +14487,7 @@
         <w:rFonts w:ascii="Wingdings" w:hAnsi="Wingdings" w:hint="default"/>
       </w:rPr>
     </w:lvl>
-    <w:lvl w:ilvl="3" w:tplc="0C0A0001" w:tentative="1">
+    <w:lvl w:ilvl="3" w:tplc="0C0A0001">
       <w:start w:val="1"/>
       <w:numFmt w:val="bullet"/>
       <w:lvlText w:val=""/>
@@ -12714,7 +15475,7 @@
         <w:rFonts w:ascii="Symbol" w:hAnsi="Symbol" w:hint="default"/>
       </w:rPr>
     </w:lvl>
-    <w:lvl w:ilvl="1" w:tplc="0C0A0003" w:tentative="1">
+    <w:lvl w:ilvl="1" w:tplc="0C0A0003">
       <w:start w:val="1"/>
       <w:numFmt w:val="bullet"/>
       <w:lvlText w:val="o"/>
@@ -12726,7 +15487,7 @@
         <w:rFonts w:ascii="Courier New" w:hAnsi="Courier New" w:cs="Courier New" w:hint="default"/>
       </w:rPr>
     </w:lvl>
-    <w:lvl w:ilvl="2" w:tplc="0C0A0005" w:tentative="1">
+    <w:lvl w:ilvl="2" w:tplc="0C0A0005">
       <w:start w:val="1"/>
       <w:numFmt w:val="bullet"/>
       <w:lvlText w:val=""/>
@@ -12738,7 +15499,7 @@
         <w:rFonts w:ascii="Wingdings" w:hAnsi="Wingdings" w:hint="default"/>
       </w:rPr>
     </w:lvl>
-    <w:lvl w:ilvl="3" w:tplc="0C0A0001" w:tentative="1">
+    <w:lvl w:ilvl="3" w:tplc="0C0A0001">
       <w:start w:val="1"/>
       <w:numFmt w:val="bullet"/>
       <w:lvlText w:val=""/>
@@ -14392,6 +17153,29 @@
       <w:color w:val="2F5496" w:themeColor="accent1" w:themeShade="BF"/>
       <w:sz w:val="32"/>
       <w:szCs w:val="32"/>
+    </w:rPr>
+  </w:style>
+  <w:style w:type="paragraph" w:styleId="Ttulo2">
+    <w:name w:val="heading 2"/>
+    <w:basedOn w:val="Normal"/>
+    <w:next w:val="Normal"/>
+    <w:link w:val="Ttulo2Car"/>
+    <w:uiPriority w:val="9"/>
+    <w:semiHidden/>
+    <w:unhideWhenUsed/>
+    <w:qFormat/>
+    <w:rsid w:val="00DD5B8A"/>
+    <w:pPr>
+      <w:keepNext/>
+      <w:keepLines/>
+      <w:spacing w:before="40" w:after="0"/>
+      <w:outlineLvl w:val="1"/>
+    </w:pPr>
+    <w:rPr>
+      <w:rFonts w:asciiTheme="majorHAnsi" w:eastAsiaTheme="majorEastAsia" w:hAnsiTheme="majorHAnsi" w:cstheme="majorBidi"/>
+      <w:color w:val="2F5496" w:themeColor="accent1" w:themeShade="BF"/>
+      <w:sz w:val="26"/>
+      <w:szCs w:val="26"/>
     </w:rPr>
   </w:style>
   <w:style w:type="paragraph" w:styleId="Ttulo3">
@@ -14927,6 +17711,52 @@
       </w:tcPr>
     </w:tblStylePr>
   </w:style>
+  <w:style w:type="table" w:styleId="Tablaconcuadrcula">
+    <w:name w:val="Table Grid"/>
+    <w:basedOn w:val="Tablanormal"/>
+    <w:uiPriority w:val="39"/>
+    <w:rsid w:val="0048214F"/>
+    <w:pPr>
+      <w:spacing w:after="0" w:line="240" w:lineRule="auto"/>
+    </w:pPr>
+    <w:tblPr>
+      <w:tblBorders>
+        <w:top w:val="single" w:sz="4" w:space="0" w:color="auto"/>
+        <w:left w:val="single" w:sz="4" w:space="0" w:color="auto"/>
+        <w:bottom w:val="single" w:sz="4" w:space="0" w:color="auto"/>
+        <w:right w:val="single" w:sz="4" w:space="0" w:color="auto"/>
+        <w:insideH w:val="single" w:sz="4" w:space="0" w:color="auto"/>
+        <w:insideV w:val="single" w:sz="4" w:space="0" w:color="auto"/>
+      </w:tblBorders>
+    </w:tblPr>
+  </w:style>
+  <w:style w:type="character" w:styleId="Textoennegrita">
+    <w:name w:val="Strong"/>
+    <w:basedOn w:val="Fuentedeprrafopredeter"/>
+    <w:uiPriority w:val="22"/>
+    <w:qFormat/>
+    <w:rsid w:val="009023AB"/>
+    <w:rPr>
+      <w:b/>
+      <w:bCs/>
+    </w:rPr>
+  </w:style>
+  <w:style w:type="character" w:customStyle="1" w:styleId="Ttulo2Car">
+    <w:name w:val="Título 2 Car"/>
+    <w:basedOn w:val="Fuentedeprrafopredeter"/>
+    <w:link w:val="Ttulo2"/>
+    <w:uiPriority w:val="9"/>
+    <w:semiHidden/>
+    <w:rsid w:val="00DD5B8A"/>
+    <w:rPr>
+      <w:rFonts w:asciiTheme="majorHAnsi" w:eastAsiaTheme="majorEastAsia" w:hAnsiTheme="majorHAnsi" w:cstheme="majorBidi"/>
+      <w:color w:val="2F5496" w:themeColor="accent1" w:themeShade="BF"/>
+      <w:kern w:val="0"/>
+      <w:sz w:val="26"/>
+      <w:szCs w:val="26"/>
+      <w14:ligatures w14:val="none"/>
+    </w:rPr>
+  </w:style>
 </w:styles>
 </file>
 
